--- a/作品原创承诺书.docx
+++ b/作品原创承诺书.docx
@@ -1,10 +1,10 @@
 
 <file path=word/document.xml><?xml version="1.0" encoding="utf-8"?>
-<w:document xmlns:wpc="http://schemas.microsoft.com/office/word/2010/wordprocessingCanvas" xmlns:cx="http://schemas.microsoft.com/office/drawing/2014/chartex" xmlns:cx1="http://schemas.microsoft.com/office/drawing/2015/9/8/chartex" xmlns:cx2="http://schemas.microsoft.com/office/drawing/2015/10/21/chartex" xmlns:cx3="http://schemas.microsoft.com/office/drawing/2016/5/9/chartex" xmlns:cx4="http://schemas.microsoft.com/office/drawing/2016/5/10/chartex" xmlns:cx5="http://schemas.microsoft.com/office/drawing/2016/5/11/chartex" xmlns:cx6="http://schemas.microsoft.com/office/drawing/2016/5/12/chartex" xmlns:cx7="http://schemas.microsoft.com/office/drawing/2016/5/13/chartex" xmlns:cx8="http://schemas.microsoft.com/office/drawing/2016/5/14/chartex" xmlns:mc="http://schemas.openxmlformats.org/markup-compatibility/2006" xmlns:o="urn:schemas-microsoft-com:office:office" xmlns:r="http://schemas.openxmlformats.org/officeDocument/2006/relationships" xmlns:m="http://schemas.openxmlformats.org/officeDocument/2006/math" xmlns:v="urn:schemas-microsoft-com:vml" xmlns:wp14="http://schemas.microsoft.com/office/word/2010/wordprocessingDrawing" xmlns:wp="http://schemas.openxmlformats.org/drawingml/2006/wordprocessingDrawing" xmlns:w="http://schemas.openxmlformats.org/wordprocessingml/2006/main" xmlns:w14="http://schemas.microsoft.com/office/word/2010/wordml" xmlns:w10="urn:schemas-microsoft-com:office:word" xmlns:w15="http://schemas.microsoft.com/office/word/2012/wordml" xmlns:wpg="http://schemas.microsoft.com/office/word/2010/wordprocessingGroup" xmlns:wpi="http://schemas.microsoft.com/office/word/2010/wordprocessingInk" xmlns:wne="http://schemas.microsoft.com/office/word/2006/wordml" xmlns:wps="http://schemas.microsoft.com/office/word/2010/wordprocessingShape" xmlns:wpsCustomData="http://www.wps.cn/officeDocument/2013/wpsCustomData" mc:Ignorable="w14 w15 wp14">
+<w:document xmlns:wpc="http://schemas.microsoft.com/office/word/2010/wordprocessingCanvas" xmlns:cx="http://schemas.microsoft.com/office/drawing/2014/chartex" xmlns:cx1="http://schemas.microsoft.com/office/drawing/2015/9/8/chartex" xmlns:cx2="http://schemas.microsoft.com/office/drawing/2015/10/21/chartex" xmlns:cx3="http://schemas.microsoft.com/office/drawing/2016/5/9/chartex" xmlns:cx4="http://schemas.microsoft.com/office/drawing/2016/5/10/chartex" xmlns:cx5="http://schemas.microsoft.com/office/drawing/2016/5/11/chartex" xmlns:cx6="http://schemas.microsoft.com/office/drawing/2016/5/12/chartex" xmlns:cx7="http://schemas.microsoft.com/office/drawing/2016/5/13/chartex" xmlns:cx8="http://schemas.microsoft.com/office/drawing/2016/5/14/chartex" xmlns:mc="http://schemas.openxmlformats.org/markup-compatibility/2006" xmlns:aink="http://schemas.microsoft.com/office/drawing/2016/ink" xmlns:am3d="http://schemas.microsoft.com/office/drawing/2017/model3d" xmlns:o="urn:schemas-microsoft-com:office:office" xmlns:oel="http://schemas.microsoft.com/office/2019/extlst" xmlns:r="http://schemas.openxmlformats.org/officeDocument/2006/relationships" xmlns:m="http://schemas.openxmlformats.org/officeDocument/2006/math" xmlns:v="urn:schemas-microsoft-com:vml" xmlns:wp14="http://schemas.microsoft.com/office/word/2010/wordprocessingDrawing" xmlns:wp="http://schemas.openxmlformats.org/drawingml/2006/wordprocessingDrawing" xmlns:w10="urn:schemas-microsoft-com:office:word" xmlns:w="http://schemas.openxmlformats.org/wordprocessingml/2006/main" xmlns:w14="http://schemas.microsoft.com/office/word/2010/wordml" xmlns:w15="http://schemas.microsoft.com/office/word/2012/wordml" xmlns:w16cex="http://schemas.microsoft.com/office/word/2018/wordml/cex" xmlns:w16cid="http://schemas.microsoft.com/office/word/2016/wordml/cid" xmlns:w16="http://schemas.microsoft.com/office/word/2018/wordml" xmlns:w16du="http://schemas.microsoft.com/office/word/2023/wordml/word16du" xmlns:w16sdtdh="http://schemas.microsoft.com/office/word/2020/wordml/sdtdatahash" xmlns:w16sdtfl="http://schemas.microsoft.com/office/word/2024/wordml/sdtformatlock" xmlns:w16se="http://schemas.microsoft.com/office/word/2015/wordml/symex" xmlns:wpg="http://schemas.microsoft.com/office/word/2010/wordprocessingGroup" xmlns:wpi="http://schemas.microsoft.com/office/word/2010/wordprocessingInk" xmlns:wne="http://schemas.microsoft.com/office/word/2006/wordml" xmlns:wps="http://schemas.microsoft.com/office/word/2010/wordprocessingShape" mc:Ignorable="w14 w15 w16se w16cid w16 w16cex w16sdtdh w16sdtfl w16du wp14">
   <w:body>
     <w:p>
       <w:pPr>
-        <w:pStyle w:val="2"/>
+        <w:pStyle w:val="a3"/>
         <w:spacing w:before="130" w:line="290" w:lineRule="auto"/>
         <w:ind w:left="2778" w:right="147" w:hanging="2605"/>
         <w:jc w:val="center"/>
@@ -14,7 +14,8 @@
           <w:spacing w:val="-2"/>
           <w:sz w:val="36"/>
           <w:szCs w:val="36"/>
-          <w14:textOutline w14:w="7282" w14:cap="sq" w14:cmpd="sng">
+          <w:lang w:eastAsia="zh-CN"/>
+          <w14:textOutline w14:w="7277" w14:cap="sq" w14:cmpd="sng" w14:algn="ctr">
             <w14:solidFill>
               <w14:srgbClr w14:val="000000"/>
             </w14:solidFill>
@@ -29,7 +30,8 @@
           <w:spacing w:val="-2"/>
           <w:sz w:val="36"/>
           <w:szCs w:val="36"/>
-          <w14:textOutline w14:w="7282" w14:cap="sq" w14:cmpd="sng">
+          <w:lang w:eastAsia="zh-CN"/>
+          <w14:textOutline w14:w="7277" w14:cap="sq" w14:cmpd="sng" w14:algn="ctr">
             <w14:solidFill>
               <w14:srgbClr w14:val="000000"/>
             </w14:solidFill>
@@ -42,14 +44,16 @@
     </w:p>
     <w:p>
       <w:pPr>
-        <w:pStyle w:val="2"/>
+        <w:pStyle w:val="a3"/>
         <w:spacing w:before="130" w:line="290" w:lineRule="auto"/>
         <w:ind w:left="2778" w:right="147" w:hanging="2605"/>
         <w:jc w:val="center"/>
         <w:outlineLvl w:val="0"/>
         <w:rPr>
+          <w:rFonts w:hint="eastAsia"/>
           <w:sz w:val="40"/>
           <w:szCs w:val="40"/>
+          <w:lang w:eastAsia="zh-CN"/>
         </w:rPr>
       </w:pPr>
       <w:r>
@@ -57,7 +61,8 @@
           <w:spacing w:val="-1"/>
           <w:sz w:val="36"/>
           <w:szCs w:val="36"/>
-          <w14:textOutline w14:w="7282" w14:cap="sq" w14:cmpd="sng">
+          <w:lang w:eastAsia="zh-CN"/>
+          <w14:textOutline w14:w="7277" w14:cap="sq" w14:cmpd="sng" w14:algn="ctr">
             <w14:solidFill>
               <w14:srgbClr w14:val="000000"/>
             </w14:solidFill>
@@ -72,219 +77,267 @@
       <w:pPr>
         <w:spacing w:line="384" w:lineRule="auto"/>
         <w:rPr>
-          <w:rFonts w:ascii="Arial"/>
-          <w:sz w:val="21"/>
-        </w:rPr>
-      </w:pPr>
-    </w:p>
-    <w:p>
-      <w:pPr>
-        <w:pStyle w:val="2"/>
+          <w:lang w:eastAsia="zh-CN"/>
+        </w:rPr>
+      </w:pPr>
+    </w:p>
+    <w:p>
+      <w:pPr>
+        <w:pStyle w:val="a3"/>
         <w:spacing w:before="78" w:line="219" w:lineRule="auto"/>
         <w:ind w:left="26"/>
+        <w:rPr>
+          <w:rFonts w:hint="eastAsia"/>
+          <w:lang w:eastAsia="zh-CN"/>
+        </w:rPr>
       </w:pPr>
       <w:r>
         <w:rPr>
           <w:spacing w:val="-3"/>
+          <w:lang w:eastAsia="zh-CN"/>
         </w:rPr>
         <w:t>大赛组委会：</w:t>
       </w:r>
     </w:p>
     <w:p>
       <w:pPr>
-        <w:pStyle w:val="2"/>
+        <w:pStyle w:val="a3"/>
         <w:spacing w:before="183" w:line="219" w:lineRule="auto"/>
         <w:ind w:left="444"/>
         <w:rPr>
+          <w:rFonts w:hint="eastAsia"/>
           <w:spacing w:val="-1"/>
+          <w:lang w:eastAsia="zh-CN"/>
         </w:rPr>
       </w:pPr>
       <w:r>
         <w:rPr>
           <w:spacing w:val="-1"/>
+          <w:lang w:eastAsia="zh-CN"/>
         </w:rPr>
         <w:t>本参赛队伍成员郑重承诺</w:t>
       </w:r>
     </w:p>
     <w:p>
       <w:pPr>
-        <w:pStyle w:val="2"/>
+        <w:pStyle w:val="a3"/>
         <w:spacing w:before="183" w:line="360" w:lineRule="auto"/>
         <w:ind w:left="22" w:right="13" w:firstLine="5"/>
         <w:jc w:val="both"/>
         <w:rPr>
           <w:rFonts w:hint="eastAsia"/>
-          <w:lang w:val="en-US" w:eastAsia="zh-CN"/>
-        </w:rPr>
-      </w:pPr>
-      <w:r>
-        <w:rPr>
-          <w:rFonts w:hint="eastAsia"/>
-          <w:lang w:val="en-US" w:eastAsia="zh-CN"/>
+          <w:lang w:eastAsia="zh-CN"/>
+        </w:rPr>
+      </w:pPr>
+      <w:r>
+        <w:rPr>
+          <w:rFonts w:hint="eastAsia"/>
+          <w:lang w:eastAsia="zh-CN"/>
         </w:rPr>
         <w:t>1、</w:t>
       </w:r>
       <w:r>
+        <w:rPr>
+          <w:lang w:eastAsia="zh-CN"/>
+        </w:rPr>
         <w:t>本参赛队伍成员已详细阅读过《</w:t>
       </w:r>
       <w:r>
         <w:rPr>
           <w:rFonts w:hint="eastAsia"/>
-        </w:rPr>
-        <w:t>中国研究生操作系统开源创新大赛</w:t>
-      </w:r>
-      <w:r>
-        <w:rPr>
-          <w:rFonts w:hint="eastAsia"/>
-          <w:lang w:val="en-US" w:eastAsia="zh-CN"/>
-        </w:rPr>
-        <w:t>》的通知，并无异议。</w:t>
-      </w:r>
-    </w:p>
-    <w:p>
-      <w:pPr>
-        <w:pStyle w:val="2"/>
+          <w:lang w:eastAsia="zh-CN"/>
+        </w:rPr>
+        <w:t>中国研究生操作系统开源创新大赛》的通知，并无异议。</w:t>
+      </w:r>
+    </w:p>
+    <w:p>
+      <w:pPr>
+        <w:pStyle w:val="a3"/>
         <w:spacing w:before="183" w:line="360" w:lineRule="auto"/>
         <w:ind w:left="22" w:right="13" w:firstLine="5"/>
-        <w:jc w:val="left"/>
-        <w:rPr>
-          <w:rFonts w:hint="eastAsia"/>
-          <w:lang w:val="en-US" w:eastAsia="zh-CN"/>
-        </w:rPr>
-      </w:pPr>
-      <w:r>
+        <w:rPr>
+          <w:rFonts w:hint="eastAsia"/>
+          <w:lang w:eastAsia="zh-CN"/>
+        </w:rPr>
+      </w:pPr>
+      <w:r>
+        <w:rPr>
+          <w:lang w:eastAsia="zh-CN"/>
+        </w:rPr>
         <w:t>2、本参赛队伍参加《</w:t>
       </w:r>
       <w:r>
         <w:rPr>
           <w:rFonts w:hint="eastAsia"/>
-        </w:rPr>
-        <w:t>中国研究生操作系统开源创新大赛</w:t>
-      </w:r>
-      <w:r>
-        <w:rPr>
-          <w:rFonts w:hint="eastAsia"/>
-          <w:lang w:eastAsia="zh-CN"/>
-        </w:rPr>
-        <w:t>》</w:t>
-      </w:r>
-      <w:r>
+          <w:lang w:eastAsia="zh-CN"/>
+        </w:rPr>
+        <w:t>中国研究生操作系统开源创新大赛》</w:t>
+      </w:r>
+      <w:r>
+        <w:rPr>
+          <w:lang w:eastAsia="zh-CN"/>
+        </w:rPr>
         <w:t>所提交的</w:t>
       </w:r>
       <w:r>
         <w:rPr>
           <w:rFonts w:hint="eastAsia"/>
-          <w:lang w:val="en-US" w:eastAsia="zh-CN"/>
+          <w:lang w:eastAsia="zh-CN"/>
         </w:rPr>
         <w:t>作品</w:t>
       </w:r>
     </w:p>
     <w:p>
       <w:pPr>
-        <w:pStyle w:val="2"/>
+        <w:pStyle w:val="a3"/>
         <w:spacing w:before="183" w:line="360" w:lineRule="auto"/>
         <w:ind w:left="22" w:right="13" w:firstLine="5"/>
         <w:jc w:val="both"/>
+        <w:rPr>
+          <w:rFonts w:hint="eastAsia"/>
+          <w:lang w:eastAsia="zh-CN"/>
+        </w:rPr>
       </w:pPr>
       <w:r>
         <w:rPr>
           <w:rFonts w:hint="eastAsia"/>
           <w:u w:val="single"/>
-          <w:lang w:val="en-US" w:eastAsia="zh-CN"/>
-        </w:rPr>
-        <w:t xml:space="preserve">          VectorLease              </w:t>
-      </w:r>
-      <w:r>
+          <w:lang w:eastAsia="zh-CN"/>
+        </w:rPr>
+        <w:t xml:space="preserve">            </w:t>
+      </w:r>
+      <w:r>
+        <w:rPr>
+          <w:u w:val="single"/>
+          <w:lang w:eastAsia="zh-CN"/>
+        </w:rPr>
+        <w:t>INFERSCHED</w:t>
+      </w:r>
+      <w:r>
+        <w:rPr>
+          <w:rFonts w:hint="eastAsia"/>
+          <w:u w:val="single"/>
+          <w:lang w:eastAsia="zh-CN"/>
+        </w:rPr>
+        <w:t xml:space="preserve">        </w:t>
+      </w:r>
+      <w:r>
+        <w:rPr>
+          <w:lang w:eastAsia="zh-CN"/>
+        </w:rPr>
         <w:t>为本队成员独立创作完成，不侵犯任何第三方的知识产权或其它权利，同时符合中华人民共和国的有关法律。</w:t>
       </w:r>
     </w:p>
     <w:p>
       <w:pPr>
-        <w:pStyle w:val="2"/>
+        <w:pStyle w:val="a3"/>
         <w:spacing w:before="183" w:line="360" w:lineRule="auto"/>
         <w:ind w:left="22" w:right="13" w:firstLine="5"/>
         <w:jc w:val="both"/>
-      </w:pPr>
-      <w:r>
+        <w:rPr>
+          <w:rFonts w:hint="eastAsia"/>
+          <w:lang w:eastAsia="zh-CN"/>
+        </w:rPr>
+      </w:pPr>
+      <w:r>
+        <w:rPr>
+          <w:lang w:eastAsia="zh-CN"/>
+        </w:rPr>
         <w:t>3、如本参赛作品发生侵权行为，如涉及抄袭、借用或一稿多投等侵权行为，均</w:t>
       </w:r>
       <w:r>
         <w:rPr>
           <w:spacing w:val="11"/>
+          <w:lang w:eastAsia="zh-CN"/>
         </w:rPr>
         <w:t xml:space="preserve"> </w:t>
       </w:r>
       <w:r>
         <w:rPr>
           <w:spacing w:val="-3"/>
+          <w:lang w:eastAsia="zh-CN"/>
         </w:rPr>
         <w:t>由作者本人本人承担一切后果，与大赛主办单位无关。因此而导致主办单位遭受</w:t>
       </w:r>
       <w:r>
         <w:rPr>
           <w:spacing w:val="1"/>
+          <w:lang w:eastAsia="zh-CN"/>
         </w:rPr>
         <w:t xml:space="preserve"> </w:t>
       </w:r>
       <w:r>
         <w:rPr>
           <w:spacing w:val="-3"/>
+          <w:lang w:eastAsia="zh-CN"/>
         </w:rPr>
         <w:t>任何名誉损失，主办单位均有权要求我本人采取适当的措施，以保证主办单位免</w:t>
       </w:r>
     </w:p>
     <w:p>
       <w:pPr>
-        <w:pStyle w:val="2"/>
+        <w:pStyle w:val="a3"/>
         <w:spacing w:line="218" w:lineRule="auto"/>
         <w:ind w:left="28"/>
         <w:rPr>
+          <w:rFonts w:hint="eastAsia"/>
           <w:spacing w:val="-1"/>
+          <w:lang w:eastAsia="zh-CN"/>
         </w:rPr>
       </w:pPr>
       <w:r>
         <w:rPr>
           <w:spacing w:val="-1"/>
+          <w:lang w:eastAsia="zh-CN"/>
         </w:rPr>
         <w:t>受上述损失。主办单位同时保留向我本人追究责任的权利。</w:t>
       </w:r>
     </w:p>
     <w:p>
       <w:pPr>
-        <w:pStyle w:val="2"/>
+        <w:pStyle w:val="a3"/>
         <w:spacing w:line="218" w:lineRule="auto"/>
         <w:ind w:left="28"/>
         <w:rPr>
+          <w:rFonts w:hint="eastAsia"/>
           <w:spacing w:val="-1"/>
-        </w:rPr>
-      </w:pPr>
-    </w:p>
-    <w:p>
-      <w:pPr>
-        <w:pStyle w:val="2"/>
+          <w:lang w:eastAsia="zh-CN"/>
+        </w:rPr>
+      </w:pPr>
+    </w:p>
+    <w:p>
+      <w:pPr>
+        <w:pStyle w:val="a3"/>
         <w:spacing w:before="184" w:line="468" w:lineRule="exact"/>
         <w:ind w:left="22"/>
+        <w:rPr>
+          <w:rFonts w:hint="eastAsia"/>
+          <w:lang w:eastAsia="zh-CN"/>
+        </w:rPr>
       </w:pPr>
       <w:r>
         <w:rPr>
           <w:position w:val="17"/>
+          <w:lang w:eastAsia="zh-CN"/>
         </w:rPr>
         <w:t>4、如作品基于开源软件二次开发，需在《项目功能说明书》中注明自创工作部</w:t>
       </w:r>
     </w:p>
     <w:p>
       <w:pPr>
-        <w:pStyle w:val="2"/>
+        <w:pStyle w:val="a3"/>
         <w:spacing w:before="1" w:line="219" w:lineRule="auto"/>
         <w:ind w:left="26"/>
         <w:rPr>
-          <w:rFonts w:ascii="Arial"/>
+          <w:rFonts w:ascii="Arial" w:hint="eastAsia"/>
           <w:sz w:val="21"/>
+          <w:lang w:eastAsia="zh-CN"/>
         </w:rPr>
       </w:pPr>
       <w:r>
         <w:rPr>
           <w:spacing w:val="-1"/>
+          <w:lang w:eastAsia="zh-CN"/>
         </w:rPr>
         <w:t>分，及自创部分占代码总量的比例。</w:t>
       </w:r>
@@ -293,52 +346,53 @@
       <w:pPr>
         <w:spacing w:line="250" w:lineRule="auto"/>
         <w:rPr>
-          <w:rFonts w:ascii="Arial"/>
           <w:b/>
           <w:bCs/>
-          <w:sz w:val="21"/>
-        </w:rPr>
-      </w:pPr>
-    </w:p>
-    <w:p>
-      <w:pPr>
-        <w:spacing w:line="250" w:lineRule="auto"/>
-        <w:rPr>
-          <w:rFonts w:hint="eastAsia" w:ascii="Arial"/>
+          <w:lang w:eastAsia="zh-CN"/>
+        </w:rPr>
+      </w:pPr>
+    </w:p>
+    <w:p>
+      <w:pPr>
+        <w:spacing w:line="250" w:lineRule="auto"/>
+        <w:rPr>
           <w:b/>
           <w:bCs/>
           <w:sz w:val="24"/>
           <w:szCs w:val="24"/>
-        </w:rPr>
-      </w:pPr>
-      <w:r>
-        <w:rPr>
-          <w:rFonts w:hint="eastAsia" w:ascii="Arial"/>
+          <w:lang w:eastAsia="zh-CN"/>
+        </w:rPr>
+      </w:pPr>
+      <w:r>
+        <w:rPr>
+          <w:rFonts w:hint="eastAsia"/>
           <w:b/>
           <w:bCs/>
           <w:sz w:val="24"/>
           <w:szCs w:val="24"/>
+          <w:lang w:eastAsia="zh-CN"/>
         </w:rPr>
         <w:t>（请将以下内容</w:t>
       </w:r>
       <w:r>
         <w:rPr>
-          <w:rFonts w:hint="eastAsia" w:eastAsia="宋体"/>
+          <w:rFonts w:eastAsia="宋体" w:hint="eastAsia"/>
           <w:b/>
           <w:bCs/>
           <w:sz w:val="24"/>
           <w:szCs w:val="24"/>
-          <w:lang w:val="en-US" w:eastAsia="zh-CN"/>
+          <w:lang w:eastAsia="zh-CN"/>
         </w:rPr>
         <w:t>在以下空白处</w:t>
       </w:r>
       <w:r>
         <w:rPr>
-          <w:rFonts w:hint="eastAsia" w:ascii="Arial"/>
+          <w:rFonts w:hint="eastAsia"/>
           <w:b/>
           <w:bCs/>
           <w:sz w:val="24"/>
           <w:szCs w:val="24"/>
+          <w:lang w:eastAsia="zh-CN"/>
         </w:rPr>
         <w:t>完整手抄一遍）</w:t>
       </w:r>
@@ -347,20 +401,20 @@
       <w:pPr>
         <w:spacing w:line="250" w:lineRule="auto"/>
         <w:rPr>
-          <w:rFonts w:hint="eastAsia" w:ascii="Arial"/>
           <w:b/>
           <w:bCs/>
           <w:sz w:val="24"/>
           <w:szCs w:val="24"/>
-        </w:rPr>
-      </w:pPr>
-    </w:p>
-    <w:p>
-      <w:pPr>
-        <w:spacing w:line="250" w:lineRule="auto"/>
-        <w:ind w:firstLine="480" w:firstLineChars="200"/>
-        <w:rPr>
-          <w:rFonts w:hint="eastAsia" w:ascii="Arial" w:eastAsia="宋体"/>
+          <w:lang w:eastAsia="zh-CN"/>
+        </w:rPr>
+      </w:pPr>
+    </w:p>
+    <w:p>
+      <w:pPr>
+        <w:spacing w:line="250" w:lineRule="auto"/>
+        <w:ind w:firstLineChars="200" w:firstLine="482"/>
+        <w:rPr>
+          <w:rFonts w:eastAsia="宋体"/>
           <w:b/>
           <w:bCs/>
           <w:sz w:val="24"/>
@@ -370,80 +424,84 @@
       </w:pPr>
       <w:r>
         <w:rPr>
-          <w:rFonts w:hint="eastAsia" w:ascii="Arial"/>
+          <w:rFonts w:hint="eastAsia"/>
           <w:b/>
           <w:bCs/>
           <w:sz w:val="24"/>
           <w:szCs w:val="24"/>
+          <w:lang w:eastAsia="zh-CN"/>
         </w:rPr>
         <w:t>本队伍提交的参赛作品为团队独立开发，未侵犯任何第三方知识产权或其他合法权益。如因作品原创性问题引发任何法律纠纷，本队伍</w:t>
       </w:r>
       <w:r>
         <w:rPr>
-          <w:rFonts w:hint="eastAsia" w:eastAsia="宋体"/>
+          <w:rFonts w:eastAsia="宋体" w:hint="eastAsia"/>
           <w:b/>
           <w:bCs/>
           <w:sz w:val="24"/>
           <w:szCs w:val="24"/>
-          <w:lang w:val="en-US" w:eastAsia="zh-CN"/>
+          <w:lang w:eastAsia="zh-CN"/>
         </w:rPr>
         <w:t>成员</w:t>
       </w:r>
       <w:r>
         <w:rPr>
-          <w:rFonts w:hint="eastAsia" w:ascii="Arial"/>
+          <w:rFonts w:hint="eastAsia"/>
           <w:b/>
           <w:bCs/>
           <w:sz w:val="24"/>
           <w:szCs w:val="24"/>
+          <w:lang w:eastAsia="zh-CN"/>
         </w:rPr>
         <w:t>愿承担全部责任。</w:t>
       </w:r>
       <w:r>
         <w:rPr>
-          <w:rFonts w:hint="eastAsia" w:eastAsia="宋体"/>
+          <w:rFonts w:eastAsia="宋体" w:hint="eastAsia"/>
           <w:b/>
           <w:bCs/>
           <w:sz w:val="24"/>
           <w:szCs w:val="24"/>
-          <w:lang w:val="en-US" w:eastAsia="zh-CN"/>
+          <w:lang w:eastAsia="zh-CN"/>
         </w:rPr>
         <w:t>队伍</w:t>
       </w:r>
       <w:r>
         <w:rPr>
-          <w:rFonts w:hint="eastAsia" w:ascii="Arial"/>
+          <w:rFonts w:hint="eastAsia"/>
           <w:b/>
           <w:bCs/>
           <w:sz w:val="24"/>
           <w:szCs w:val="24"/>
+          <w:lang w:eastAsia="zh-CN"/>
         </w:rPr>
         <w:t>成员信息以</w:t>
       </w:r>
       <w:r>
         <w:rPr>
-          <w:rFonts w:hint="eastAsia" w:eastAsia="宋体"/>
+          <w:rFonts w:eastAsia="宋体" w:hint="eastAsia"/>
           <w:b/>
           <w:bCs/>
           <w:sz w:val="24"/>
           <w:szCs w:val="24"/>
-          <w:lang w:val="en-US" w:eastAsia="zh-CN"/>
+          <w:lang w:eastAsia="zh-CN"/>
         </w:rPr>
         <w:t>中国研究生创新实践</w:t>
       </w:r>
       <w:r>
         <w:rPr>
-          <w:rFonts w:hint="eastAsia" w:ascii="Arial"/>
+          <w:rFonts w:hint="eastAsia"/>
           <w:b/>
           <w:bCs/>
           <w:sz w:val="24"/>
           <w:szCs w:val="24"/>
+          <w:lang w:eastAsia="zh-CN"/>
         </w:rPr>
         <w:t>大赛官网报名系统所提交的人员名单为准</w:t>
       </w:r>
       <w:r>
         <w:rPr>
-          <w:rFonts w:hint="eastAsia" w:eastAsia="宋体"/>
+          <w:rFonts w:eastAsia="宋体" w:hint="eastAsia"/>
           <w:b/>
           <w:bCs/>
           <w:sz w:val="24"/>
@@ -456,19 +514,15 @@
     <w:p>
       <w:pPr>
         <w:spacing w:line="250" w:lineRule="auto"/>
-        <w:rPr>
-          <w:rFonts w:hint="eastAsia" w:ascii="Arial"/>
-          <w:sz w:val="21"/>
-        </w:rPr>
-      </w:pPr>
-      <w:r>
-        <w:rPr>
-          <w:rFonts w:hint="eastAsia" w:ascii="Arial" w:eastAsia="宋体"/>
-          <w:sz w:val="21"/>
+      </w:pPr>
+      <w:r>
+        <w:rPr>
+          <w:rFonts w:eastAsia="宋体" w:hint="eastAsia"/>
+          <w:noProof/>
           <w:lang w:eastAsia="zh-CN"/>
         </w:rPr>
         <w:drawing>
-          <wp:inline distT="0" distB="0" distL="114300" distR="114300">
+          <wp:inline distT="0" distB="0" distL="114300" distR="114300" wp14:anchorId="36CC95FE" wp14:editId="61A2F0A9">
             <wp:extent cx="1524000" cy="6390005"/>
             <wp:effectExtent l="0" t="0" r="10795" b="0"/>
             <wp:docPr id="1" name="图片 1" descr="3d234eb177a961003322ecf193da1533"/>
@@ -510,56 +564,35 @@
     <w:p>
       <w:pPr>
         <w:spacing w:line="250" w:lineRule="auto"/>
-        <w:rPr>
-          <w:rFonts w:hint="eastAsia" w:ascii="Arial"/>
-          <w:sz w:val="21"/>
-        </w:rPr>
-      </w:pPr>
-    </w:p>
-    <w:p>
-      <w:pPr>
-        <w:spacing w:line="250" w:lineRule="auto"/>
-        <w:rPr>
-          <w:rFonts w:hint="eastAsia" w:ascii="Arial"/>
-          <w:sz w:val="21"/>
-        </w:rPr>
-      </w:pPr>
-    </w:p>
-    <w:p>
-      <w:pPr>
-        <w:spacing w:line="250" w:lineRule="auto"/>
-        <w:rPr>
-          <w:rFonts w:hint="eastAsia" w:ascii="Arial"/>
-          <w:sz w:val="21"/>
-        </w:rPr>
-      </w:pPr>
-    </w:p>
-    <w:p>
-      <w:pPr>
-        <w:spacing w:line="250" w:lineRule="auto"/>
-        <w:rPr>
-          <w:rFonts w:hint="eastAsia" w:ascii="Arial" w:eastAsia="宋体"/>
-          <w:sz w:val="21"/>
-          <w:lang w:eastAsia="zh-CN"/>
-        </w:rPr>
-      </w:pPr>
-    </w:p>
-    <w:p>
-      <w:pPr>
-        <w:spacing w:line="250" w:lineRule="auto"/>
-        <w:rPr>
-          <w:rFonts w:hint="eastAsia" w:ascii="Arial"/>
-          <w:sz w:val="21"/>
-        </w:rPr>
-      </w:pPr>
-    </w:p>
-    <w:p>
-      <w:pPr>
-        <w:spacing w:line="250" w:lineRule="auto"/>
-        <w:rPr>
-          <w:rFonts w:hint="eastAsia" w:ascii="Arial"/>
-          <w:sz w:val="21"/>
-        </w:rPr>
+      </w:pPr>
+    </w:p>
+    <w:p>
+      <w:pPr>
+        <w:spacing w:line="250" w:lineRule="auto"/>
+      </w:pPr>
+    </w:p>
+    <w:p>
+      <w:pPr>
+        <w:spacing w:line="250" w:lineRule="auto"/>
+      </w:pPr>
+    </w:p>
+    <w:p>
+      <w:pPr>
+        <w:spacing w:line="250" w:lineRule="auto"/>
+        <w:rPr>
+          <w:rFonts w:eastAsia="宋体"/>
+          <w:lang w:eastAsia="zh-CN"/>
+        </w:rPr>
+      </w:pPr>
+    </w:p>
+    <w:p>
+      <w:pPr>
+        <w:spacing w:line="250" w:lineRule="auto"/>
+      </w:pPr>
+    </w:p>
+    <w:p>
+      <w:pPr>
+        <w:spacing w:line="250" w:lineRule="auto"/>
       </w:pPr>
     </w:p>
     <w:p>
@@ -567,14 +600,13 @@
         <w:spacing w:line="250" w:lineRule="auto"/>
         <w:jc w:val="right"/>
         <w:rPr>
-          <w:rFonts w:hint="eastAsia" w:ascii="Arial"/>
-          <w:sz w:val="21"/>
-        </w:rPr>
-      </w:pPr>
-      <w:r>
-        <w:rPr>
-          <w:rFonts w:hint="eastAsia" w:ascii="Arial"/>
-          <w:sz w:val="21"/>
+          <w:lang w:eastAsia="zh-CN"/>
+        </w:rPr>
+      </w:pPr>
+      <w:r>
+        <w:rPr>
+          <w:rFonts w:hint="eastAsia"/>
+          <w:lang w:eastAsia="zh-CN"/>
         </w:rPr>
         <w:t>队伍名称： _____锐s刻五代______</w:t>
       </w:r>
@@ -583,17 +615,15 @@
       <w:pPr>
         <w:spacing w:line="250" w:lineRule="auto"/>
         <w:rPr>
-          <w:rFonts w:hint="eastAsia" w:ascii="Arial"/>
-          <w:sz w:val="21"/>
-        </w:rPr>
-      </w:pPr>
-    </w:p>
-    <w:p>
-      <w:pPr>
-        <w:spacing w:line="250" w:lineRule="auto"/>
-        <w:rPr>
-          <w:rFonts w:hint="eastAsia" w:ascii="Arial"/>
-          <w:sz w:val="21"/>
+          <w:lang w:eastAsia="zh-CN"/>
+        </w:rPr>
+      </w:pPr>
+    </w:p>
+    <w:p>
+      <w:pPr>
+        <w:spacing w:line="250" w:lineRule="auto"/>
+        <w:rPr>
+          <w:lang w:eastAsia="zh-CN"/>
         </w:rPr>
       </w:pPr>
     </w:p>
@@ -601,62 +631,49 @@
       <w:pPr>
         <w:spacing w:line="250" w:lineRule="auto"/>
         <w:jc w:val="right"/>
-        <w:rPr>
-          <w:rFonts w:hint="eastAsia" w:ascii="Arial"/>
-          <w:sz w:val="21"/>
-        </w:rPr>
-      </w:pPr>
-      <w:r>
-        <w:rPr>
-          <w:rFonts w:hint="eastAsia" w:ascii="Arial"/>
-          <w:sz w:val="21"/>
+      </w:pPr>
+      <w:r>
+        <w:rPr>
+          <w:rFonts w:hint="eastAsia"/>
         </w:rPr>
         <w:t>日期： __</w:t>
       </w:r>
       <w:r>
         <w:rPr>
-          <w:rFonts w:hint="eastAsia" w:eastAsia="宋体"/>
-          <w:sz w:val="21"/>
-          <w:lang w:val="en-US" w:eastAsia="zh-CN"/>
+          <w:rFonts w:eastAsia="宋体" w:hint="eastAsia"/>
+          <w:lang w:eastAsia="zh-CN"/>
         </w:rPr>
         <w:t>2026</w:t>
       </w:r>
       <w:r>
         <w:rPr>
-          <w:rFonts w:hint="eastAsia" w:ascii="Arial"/>
-          <w:sz w:val="21"/>
+          <w:rFonts w:hint="eastAsia"/>
         </w:rPr>
         <w:t>___年</w:t>
       </w:r>
       <w:r>
         <w:rPr>
-          <w:rFonts w:hint="eastAsia" w:eastAsia="宋体"/>
-          <w:sz w:val="21"/>
-          <w:lang w:val="en-US" w:eastAsia="zh-CN"/>
+          <w:rFonts w:eastAsia="宋体" w:hint="eastAsia"/>
+          <w:lang w:eastAsia="zh-CN"/>
         </w:rPr>
         <w:t>7</w:t>
       </w:r>
       <w:r>
         <w:rPr>
-          <w:rFonts w:hint="eastAsia" w:ascii="Arial"/>
-          <w:sz w:val="21"/>
+          <w:rFonts w:hint="eastAsia"/>
         </w:rPr>
         <w:t>__月_</w:t>
       </w:r>
       <w:r>
         <w:rPr>
-          <w:rFonts w:hint="eastAsia" w:eastAsia="宋体"/>
-          <w:sz w:val="21"/>
-          <w:lang w:val="en-US" w:eastAsia="zh-CN"/>
+          <w:rFonts w:eastAsia="宋体" w:hint="eastAsia"/>
+          <w:lang w:eastAsia="zh-CN"/>
         </w:rPr>
         <w:t>27</w:t>
       </w:r>
-      <w:bookmarkStart w:id="0" w:name="_GoBack"/>
-      <w:bookmarkEnd w:id="0"/>
-      <w:r>
-        <w:rPr>
-          <w:rFonts w:hint="eastAsia" w:ascii="Arial"/>
-          <w:sz w:val="21"/>
+      <w:r>
+        <w:rPr>
+          <w:rFonts w:hint="eastAsia"/>
         </w:rPr>
         <w:t>__日</w:t>
       </w:r>
@@ -664,62 +681,47 @@
     <w:p>
       <w:pPr>
         <w:spacing w:line="250" w:lineRule="auto"/>
-        <w:rPr>
-          <w:rFonts w:hint="eastAsia" w:ascii="Arial"/>
-          <w:sz w:val="21"/>
-        </w:rPr>
-      </w:pPr>
-    </w:p>
-    <w:p>
-      <w:pPr>
-        <w:spacing w:line="250" w:lineRule="auto"/>
-        <w:rPr>
-          <w:rFonts w:ascii="Arial"/>
-          <w:sz w:val="21"/>
-        </w:rPr>
-      </w:pPr>
-    </w:p>
-    <w:p>
-      <w:pPr>
-        <w:spacing w:line="250" w:lineRule="auto"/>
-        <w:rPr>
-          <w:rFonts w:ascii="Arial"/>
-          <w:sz w:val="21"/>
-        </w:rPr>
-      </w:pPr>
-    </w:p>
-    <w:p>
-      <w:pPr>
-        <w:pStyle w:val="2"/>
+      </w:pPr>
+    </w:p>
+    <w:p>
+      <w:pPr>
+        <w:spacing w:line="250" w:lineRule="auto"/>
+      </w:pPr>
+    </w:p>
+    <w:p>
+      <w:pPr>
+        <w:spacing w:line="250" w:lineRule="auto"/>
+      </w:pPr>
+    </w:p>
+    <w:p>
+      <w:pPr>
+        <w:pStyle w:val="a3"/>
         <w:spacing w:before="78" w:line="220" w:lineRule="auto"/>
+        <w:rPr>
+          <w:rFonts w:hint="eastAsia"/>
+        </w:rPr>
       </w:pPr>
     </w:p>
     <w:sectPr>
       <w:pgSz w:w="11906" w:h="16839"/>
       <w:pgMar w:top="1431" w:right="1785" w:bottom="0" w:left="1785" w:header="0" w:footer="0" w:gutter="0"/>
-      <w:cols w:space="720" w:num="1"/>
+      <w:cols w:space="720"/>
     </w:sectPr>
   </w:body>
 </w:document>
 </file>
 
 <file path=word/endnotes.xml><?xml version="1.0" encoding="utf-8"?>
-<w:endnotes xmlns:wpc="http://schemas.microsoft.com/office/word/2010/wordprocessingCanvas" xmlns:mc="http://schemas.openxmlformats.org/markup-compatibility/2006" xmlns:o="urn:schemas-microsoft-com:office:office" xmlns:r="http://schemas.openxmlformats.org/officeDocument/2006/relationships" xmlns:m="http://schemas.openxmlformats.org/officeDocument/2006/math" xmlns:v="urn:schemas-microsoft-com:vml" xmlns:wp14="http://schemas.microsoft.com/office/word/2010/wordprocessingDrawing" xmlns:wp="http://schemas.openxmlformats.org/drawingml/2006/wordprocessingDrawing" xmlns:w="http://schemas.openxmlformats.org/wordprocessingml/2006/main" xmlns:w14="http://schemas.microsoft.com/office/word/2010/wordml" xmlns:w15="http://schemas.microsoft.com/office/word/2012/wordml" xmlns:w10="urn:schemas-microsoft-com:office:word" xmlns:wpg="http://schemas.microsoft.com/office/word/2010/wordprocessingGroup" xmlns:wpi="http://schemas.microsoft.com/office/word/2010/wordprocessingInk" xmlns:wne="http://schemas.microsoft.com/office/word/2006/wordml" xmlns:wps="http://schemas.microsoft.com/office/word/2010/wordprocessingShape" xmlns:wpsCustomData="http://www.wps.cn/officeDocument/2013/wpsCustomData" mc:Ignorable="w14 w15 wp14">
-  <w:endnote w:type="separator" w:id="0">
-    <w:p>
-      <w:pPr>
-        <w:spacing w:line="240" w:lineRule="auto"/>
-      </w:pPr>
+<w:endnotes xmlns:wpc="http://schemas.microsoft.com/office/word/2010/wordprocessingCanvas" xmlns:cx="http://schemas.microsoft.com/office/drawing/2014/chartex" xmlns:cx1="http://schemas.microsoft.com/office/drawing/2015/9/8/chartex" xmlns:cx2="http://schemas.microsoft.com/office/drawing/2015/10/21/chartex" xmlns:cx3="http://schemas.microsoft.com/office/drawing/2016/5/9/chartex" xmlns:cx4="http://schemas.microsoft.com/office/drawing/2016/5/10/chartex" xmlns:cx5="http://schemas.microsoft.com/office/drawing/2016/5/11/chartex" xmlns:cx6="http://schemas.microsoft.com/office/drawing/2016/5/12/chartex" xmlns:cx7="http://schemas.microsoft.com/office/drawing/2016/5/13/chartex" xmlns:cx8="http://schemas.microsoft.com/office/drawing/2016/5/14/chartex" xmlns:mc="http://schemas.openxmlformats.org/markup-compatibility/2006" xmlns:aink="http://schemas.microsoft.com/office/drawing/2016/ink" xmlns:am3d="http://schemas.microsoft.com/office/drawing/2017/model3d" xmlns:o="urn:schemas-microsoft-com:office:office" xmlns:oel="http://schemas.microsoft.com/office/2019/extlst" xmlns:r="http://schemas.openxmlformats.org/officeDocument/2006/relationships" xmlns:m="http://schemas.openxmlformats.org/officeDocument/2006/math" xmlns:v="urn:schemas-microsoft-com:vml" xmlns:wp14="http://schemas.microsoft.com/office/word/2010/wordprocessingDrawing" xmlns:wp="http://schemas.openxmlformats.org/drawingml/2006/wordprocessingDrawing" xmlns:w10="urn:schemas-microsoft-com:office:word" xmlns:w="http://schemas.openxmlformats.org/wordprocessingml/2006/main" xmlns:w14="http://schemas.microsoft.com/office/word/2010/wordml" xmlns:w15="http://schemas.microsoft.com/office/word/2012/wordml" xmlns:w16cex="http://schemas.microsoft.com/office/word/2018/wordml/cex" xmlns:w16cid="http://schemas.microsoft.com/office/word/2016/wordml/cid" xmlns:w16="http://schemas.microsoft.com/office/word/2018/wordml" xmlns:w16du="http://schemas.microsoft.com/office/word/2023/wordml/word16du" xmlns:w16sdtdh="http://schemas.microsoft.com/office/word/2020/wordml/sdtdatahash" xmlns:w16sdtfl="http://schemas.microsoft.com/office/word/2024/wordml/sdtformatlock" xmlns:w16se="http://schemas.microsoft.com/office/word/2015/wordml/symex" xmlns:wpg="http://schemas.microsoft.com/office/word/2010/wordprocessingGroup" xmlns:wpi="http://schemas.microsoft.com/office/word/2010/wordprocessingInk" xmlns:wne="http://schemas.microsoft.com/office/word/2006/wordml" xmlns:wps="http://schemas.microsoft.com/office/word/2010/wordprocessingShape" mc:Ignorable="w14 w15 w16se w16cid w16 w16cex w16sdtdh w16sdtfl w16du wp14">
+  <w:endnote w:type="separator" w:id="-1">
+    <w:p>
       <w:r>
         <w:separator/>
       </w:r>
     </w:p>
   </w:endnote>
-  <w:endnote w:type="continuationSeparator" w:id="1">
-    <w:p>
-      <w:pPr>
-        <w:spacing w:line="240" w:lineRule="auto"/>
-      </w:pPr>
+  <w:endnote w:type="continuationSeparator" w:id="0">
+    <w:p>
       <w:r>
         <w:continuationSeparator/>
       </w:r>
@@ -729,22 +731,16 @@
 </file>
 
 <file path=word/footnotes.xml><?xml version="1.0" encoding="utf-8"?>
-<w:footnotes xmlns:wpc="http://schemas.microsoft.com/office/word/2010/wordprocessingCanvas" xmlns:mc="http://schemas.openxmlformats.org/markup-compatibility/2006" xmlns:o="urn:schemas-microsoft-com:office:office" xmlns:r="http://schemas.openxmlformats.org/officeDocument/2006/relationships" xmlns:m="http://schemas.openxmlformats.org/officeDocument/2006/math" xmlns:v="urn:schemas-microsoft-com:vml" xmlns:wp14="http://schemas.microsoft.com/office/word/2010/wordprocessingDrawing" xmlns:wp="http://schemas.openxmlformats.org/drawingml/2006/wordprocessingDrawing" xmlns:w="http://schemas.openxmlformats.org/wordprocessingml/2006/main" xmlns:w14="http://schemas.microsoft.com/office/word/2010/wordml" xmlns:w15="http://schemas.microsoft.com/office/word/2012/wordml" xmlns:w10="urn:schemas-microsoft-com:office:word" xmlns:wpg="http://schemas.microsoft.com/office/word/2010/wordprocessingGroup" xmlns:wpi="http://schemas.microsoft.com/office/word/2010/wordprocessingInk" xmlns:wne="http://schemas.microsoft.com/office/word/2006/wordml" xmlns:wps="http://schemas.microsoft.com/office/word/2010/wordprocessingShape" xmlns:wpsCustomData="http://www.wps.cn/officeDocument/2013/wpsCustomData" mc:Ignorable="w14 w15 wp14">
-  <w:footnote w:type="separator" w:id="0">
-    <w:p>
-      <w:pPr>
-        <w:spacing w:line="240" w:lineRule="auto"/>
-      </w:pPr>
+<w:footnotes xmlns:wpc="http://schemas.microsoft.com/office/word/2010/wordprocessingCanvas" xmlns:cx="http://schemas.microsoft.com/office/drawing/2014/chartex" xmlns:cx1="http://schemas.microsoft.com/office/drawing/2015/9/8/chartex" xmlns:cx2="http://schemas.microsoft.com/office/drawing/2015/10/21/chartex" xmlns:cx3="http://schemas.microsoft.com/office/drawing/2016/5/9/chartex" xmlns:cx4="http://schemas.microsoft.com/office/drawing/2016/5/10/chartex" xmlns:cx5="http://schemas.microsoft.com/office/drawing/2016/5/11/chartex" xmlns:cx6="http://schemas.microsoft.com/office/drawing/2016/5/12/chartex" xmlns:cx7="http://schemas.microsoft.com/office/drawing/2016/5/13/chartex" xmlns:cx8="http://schemas.microsoft.com/office/drawing/2016/5/14/chartex" xmlns:mc="http://schemas.openxmlformats.org/markup-compatibility/2006" xmlns:aink="http://schemas.microsoft.com/office/drawing/2016/ink" xmlns:am3d="http://schemas.microsoft.com/office/drawing/2017/model3d" xmlns:o="urn:schemas-microsoft-com:office:office" xmlns:oel="http://schemas.microsoft.com/office/2019/extlst" xmlns:r="http://schemas.openxmlformats.org/officeDocument/2006/relationships" xmlns:m="http://schemas.openxmlformats.org/officeDocument/2006/math" xmlns:v="urn:schemas-microsoft-com:vml" xmlns:wp14="http://schemas.microsoft.com/office/word/2010/wordprocessingDrawing" xmlns:wp="http://schemas.openxmlformats.org/drawingml/2006/wordprocessingDrawing" xmlns:w10="urn:schemas-microsoft-com:office:word" xmlns:w="http://schemas.openxmlformats.org/wordprocessingml/2006/main" xmlns:w14="http://schemas.microsoft.com/office/word/2010/wordml" xmlns:w15="http://schemas.microsoft.com/office/word/2012/wordml" xmlns:w16cex="http://schemas.microsoft.com/office/word/2018/wordml/cex" xmlns:w16cid="http://schemas.microsoft.com/office/word/2016/wordml/cid" xmlns:w16="http://schemas.microsoft.com/office/word/2018/wordml" xmlns:w16du="http://schemas.microsoft.com/office/word/2023/wordml/word16du" xmlns:w16sdtdh="http://schemas.microsoft.com/office/word/2020/wordml/sdtdatahash" xmlns:w16sdtfl="http://schemas.microsoft.com/office/word/2024/wordml/sdtformatlock" xmlns:w16se="http://schemas.microsoft.com/office/word/2015/wordml/symex" xmlns:wpg="http://schemas.microsoft.com/office/word/2010/wordprocessingGroup" xmlns:wpi="http://schemas.microsoft.com/office/word/2010/wordprocessingInk" xmlns:wne="http://schemas.microsoft.com/office/word/2006/wordml" xmlns:wps="http://schemas.microsoft.com/office/word/2010/wordprocessingShape" mc:Ignorable="w14 w15 w16se w16cid w16 w16cex w16sdtdh w16sdtfl w16du wp14">
+  <w:footnote w:type="separator" w:id="-1">
+    <w:p>
       <w:r>
         <w:separator/>
       </w:r>
     </w:p>
   </w:footnote>
-  <w:footnote w:type="continuationSeparator" w:id="1">
-    <w:p>
-      <w:pPr>
-        <w:spacing w:line="240" w:lineRule="auto"/>
-      </w:pPr>
+  <w:footnote w:type="continuationSeparator" w:id="0">
+    <w:p>
       <w:r>
         <w:continuationSeparator/>
       </w:r>
@@ -754,302 +750,338 @@
 </file>
 
 <file path=word/styles.xml><?xml version="1.0" encoding="utf-8"?>
-<w:styles xmlns:mc="http://schemas.openxmlformats.org/markup-compatibility/2006" xmlns:o="urn:schemas-microsoft-com:office:office" xmlns:r="http://schemas.openxmlformats.org/officeDocument/2006/relationships" xmlns:m="http://schemas.openxmlformats.org/officeDocument/2006/math" xmlns:v="urn:schemas-microsoft-com:vml" xmlns:w="http://schemas.openxmlformats.org/wordprocessingml/2006/main" xmlns:w14="http://schemas.microsoft.com/office/word/2010/wordml" xmlns:w10="urn:schemas-microsoft-com:office:word" xmlns:sl="http://schemas.openxmlformats.org/schemaLibrary/2006/main" xmlns:wpsCustomData="http://www.wps.cn/officeDocument/2013/wpsCustomData" mc:Ignorable="w14">
+<w:styles xmlns:mc="http://schemas.openxmlformats.org/markup-compatibility/2006" xmlns:r="http://schemas.openxmlformats.org/officeDocument/2006/relationships" xmlns:w="http://schemas.openxmlformats.org/wordprocessingml/2006/main" xmlns:w14="http://schemas.microsoft.com/office/word/2010/wordml" xmlns:w15="http://schemas.microsoft.com/office/word/2012/wordml" xmlns:w16cex="http://schemas.microsoft.com/office/word/2018/wordml/cex" xmlns:w16cid="http://schemas.microsoft.com/office/word/2016/wordml/cid" xmlns:w16="http://schemas.microsoft.com/office/word/2018/wordml" xmlns:w16du="http://schemas.microsoft.com/office/word/2023/wordml/word16du" xmlns:w16sdtdh="http://schemas.microsoft.com/office/word/2020/wordml/sdtdatahash" xmlns:w16sdtfl="http://schemas.microsoft.com/office/word/2024/wordml/sdtformatlock" xmlns:w16se="http://schemas.microsoft.com/office/word/2015/wordml/symex" mc:Ignorable="w14 w15 w16se w16cid w16 w16cex w16sdtdh w16sdtfl w16du">
   <w:docDefaults>
     <w:rPrDefault>
       <w:rPr>
-        <w:rFonts w:ascii="Arial" w:hAnsi="Arial" w:eastAsia="Arial" w:cs="Arial"/>
+        <w:rFonts w:ascii="Arial" w:eastAsiaTheme="minorEastAsia" w:hAnsi="Arial" w:cs="Arial"/>
+        <w:lang w:val="en-US" w:eastAsia="zh-CN" w:bidi="ar-SA"/>
       </w:rPr>
     </w:rPrDefault>
     <w:pPrDefault/>
   </w:docDefaults>
-  <w:latentStyles w:count="260" w:defQFormat="0" w:defUnhideWhenUsed="1" w:defSemiHidden="1" w:defUIPriority="99" w:defLockedState="0">
-    <w:lsdException w:qFormat="1" w:unhideWhenUsed="0" w:uiPriority="0" w:name="Normal"/>
-    <w:lsdException w:qFormat="1" w:unhideWhenUsed="0" w:uiPriority="0" w:semiHidden="0" w:name="heading 1"/>
-    <w:lsdException w:qFormat="1" w:uiPriority="0" w:name="heading 2"/>
-    <w:lsdException w:qFormat="1" w:uiPriority="0" w:name="heading 3"/>
-    <w:lsdException w:qFormat="1" w:uiPriority="0" w:name="heading 4"/>
-    <w:lsdException w:qFormat="1" w:uiPriority="0" w:name="heading 5"/>
-    <w:lsdException w:qFormat="1" w:uiPriority="0" w:name="heading 6"/>
-    <w:lsdException w:qFormat="1" w:uiPriority="0" w:name="heading 7"/>
-    <w:lsdException w:qFormat="1" w:uiPriority="0" w:name="heading 8"/>
-    <w:lsdException w:qFormat="1" w:uiPriority="0" w:name="heading 9"/>
-    <w:lsdException w:unhideWhenUsed="0" w:uiPriority="0" w:semiHidden="0" w:name="index 1"/>
-    <w:lsdException w:unhideWhenUsed="0" w:uiPriority="0" w:semiHidden="0" w:name="index 2"/>
-    <w:lsdException w:unhideWhenUsed="0" w:uiPriority="0" w:semiHidden="0" w:name="index 3"/>
-    <w:lsdException w:unhideWhenUsed="0" w:uiPriority="0" w:semiHidden="0" w:name="index 4"/>
-    <w:lsdException w:unhideWhenUsed="0" w:uiPriority="0" w:semiHidden="0" w:name="index 5"/>
-    <w:lsdException w:unhideWhenUsed="0" w:uiPriority="0" w:semiHidden="0" w:name="index 6"/>
-    <w:lsdException w:unhideWhenUsed="0" w:uiPriority="0" w:semiHidden="0" w:name="index 7"/>
-    <w:lsdException w:unhideWhenUsed="0" w:uiPriority="0" w:semiHidden="0" w:name="index 8"/>
-    <w:lsdException w:unhideWhenUsed="0" w:uiPriority="0" w:semiHidden="0" w:name="index 9"/>
-    <w:lsdException w:unhideWhenUsed="0" w:uiPriority="0" w:semiHidden="0" w:name="toc 1"/>
-    <w:lsdException w:unhideWhenUsed="0" w:uiPriority="0" w:semiHidden="0" w:name="toc 2"/>
-    <w:lsdException w:unhideWhenUsed="0" w:uiPriority="0" w:semiHidden="0" w:name="toc 3"/>
-    <w:lsdException w:unhideWhenUsed="0" w:uiPriority="0" w:semiHidden="0" w:name="toc 4"/>
-    <w:lsdException w:unhideWhenUsed="0" w:uiPriority="0" w:semiHidden="0" w:name="toc 5"/>
-    <w:lsdException w:unhideWhenUsed="0" w:uiPriority="0" w:semiHidden="0" w:name="toc 6"/>
-    <w:lsdException w:unhideWhenUsed="0" w:uiPriority="0" w:semiHidden="0" w:name="toc 7"/>
-    <w:lsdException w:unhideWhenUsed="0" w:uiPriority="0" w:semiHidden="0" w:name="toc 8"/>
-    <w:lsdException w:unhideWhenUsed="0" w:uiPriority="0" w:semiHidden="0" w:name="toc 9"/>
-    <w:lsdException w:unhideWhenUsed="0" w:uiPriority="0" w:semiHidden="0" w:name="Normal Indent"/>
-    <w:lsdException w:unhideWhenUsed="0" w:uiPriority="0" w:semiHidden="0" w:name="footnote text"/>
-    <w:lsdException w:unhideWhenUsed="0" w:uiPriority="0" w:semiHidden="0" w:name="annotation text"/>
-    <w:lsdException w:unhideWhenUsed="0" w:uiPriority="0" w:semiHidden="0" w:name="header"/>
-    <w:lsdException w:unhideWhenUsed="0" w:uiPriority="0" w:semiHidden="0" w:name="footer"/>
-    <w:lsdException w:unhideWhenUsed="0" w:uiPriority="0" w:semiHidden="0" w:name="index heading"/>
-    <w:lsdException w:qFormat="1" w:uiPriority="0" w:name="caption"/>
-    <w:lsdException w:unhideWhenUsed="0" w:uiPriority="0" w:semiHidden="0" w:name="table of figures"/>
-    <w:lsdException w:unhideWhenUsed="0" w:uiPriority="0" w:semiHidden="0" w:name="envelope address"/>
-    <w:lsdException w:unhideWhenUsed="0" w:uiPriority="0" w:semiHidden="0" w:name="envelope return"/>
-    <w:lsdException w:unhideWhenUsed="0" w:uiPriority="0" w:semiHidden="0" w:name="footnote reference"/>
-    <w:lsdException w:unhideWhenUsed="0" w:uiPriority="0" w:semiHidden="0" w:name="annotation reference"/>
-    <w:lsdException w:unhideWhenUsed="0" w:uiPriority="0" w:semiHidden="0" w:name="line number"/>
-    <w:lsdException w:unhideWhenUsed="0" w:uiPriority="0" w:semiHidden="0" w:name="page number"/>
-    <w:lsdException w:unhideWhenUsed="0" w:uiPriority="0" w:semiHidden="0" w:name="endnote reference"/>
-    <w:lsdException w:unhideWhenUsed="0" w:uiPriority="0" w:semiHidden="0" w:name="endnote text"/>
-    <w:lsdException w:unhideWhenUsed="0" w:uiPriority="0" w:semiHidden="0" w:name="table of authorities"/>
-    <w:lsdException w:unhideWhenUsed="0" w:uiPriority="0" w:semiHidden="0" w:name="macro"/>
-    <w:lsdException w:unhideWhenUsed="0" w:uiPriority="0" w:semiHidden="0" w:name="toa heading"/>
-    <w:lsdException w:unhideWhenUsed="0" w:uiPriority="0" w:semiHidden="0" w:name="List"/>
-    <w:lsdException w:unhideWhenUsed="0" w:uiPriority="0" w:semiHidden="0" w:name="List Bullet"/>
-    <w:lsdException w:unhideWhenUsed="0" w:uiPriority="0" w:semiHidden="0" w:name="List Number"/>
-    <w:lsdException w:unhideWhenUsed="0" w:uiPriority="0" w:semiHidden="0" w:name="List 2"/>
-    <w:lsdException w:unhideWhenUsed="0" w:uiPriority="0" w:semiHidden="0" w:name="List 3"/>
-    <w:lsdException w:unhideWhenUsed="0" w:uiPriority="0" w:semiHidden="0" w:name="List 4"/>
-    <w:lsdException w:unhideWhenUsed="0" w:uiPriority="0" w:semiHidden="0" w:name="List 5"/>
-    <w:lsdException w:unhideWhenUsed="0" w:uiPriority="0" w:semiHidden="0" w:name="List Bullet 2"/>
-    <w:lsdException w:unhideWhenUsed="0" w:uiPriority="0" w:semiHidden="0" w:name="List Bullet 3"/>
-    <w:lsdException w:unhideWhenUsed="0" w:uiPriority="0" w:semiHidden="0" w:name="List Bullet 4"/>
-    <w:lsdException w:unhideWhenUsed="0" w:uiPriority="0" w:semiHidden="0" w:name="List Bullet 5"/>
-    <w:lsdException w:unhideWhenUsed="0" w:uiPriority="0" w:semiHidden="0" w:name="List Number 2"/>
-    <w:lsdException w:unhideWhenUsed="0" w:uiPriority="0" w:semiHidden="0" w:name="List Number 3"/>
-    <w:lsdException w:unhideWhenUsed="0" w:uiPriority="0" w:semiHidden="0" w:name="List Number 4"/>
-    <w:lsdException w:unhideWhenUsed="0" w:uiPriority="0" w:semiHidden="0" w:name="List Number 5"/>
-    <w:lsdException w:qFormat="1" w:unhideWhenUsed="0" w:uiPriority="0" w:semiHidden="0" w:name="Title"/>
-    <w:lsdException w:unhideWhenUsed="0" w:uiPriority="0" w:semiHidden="0" w:name="Closing"/>
-    <w:lsdException w:unhideWhenUsed="0" w:uiPriority="0" w:semiHidden="0" w:name="Signature"/>
-    <w:lsdException w:qFormat="1" w:unhideWhenUsed="0" w:uiPriority="0" w:name="Default Paragraph Font"/>
-    <w:lsdException w:qFormat="1" w:unhideWhenUsed="0" w:uiPriority="0" w:name="Body Text"/>
-    <w:lsdException w:unhideWhenUsed="0" w:uiPriority="0" w:semiHidden="0" w:name="Body Text Indent"/>
-    <w:lsdException w:unhideWhenUsed="0" w:uiPriority="0" w:semiHidden="0" w:name="List Continue"/>
-    <w:lsdException w:unhideWhenUsed="0" w:uiPriority="0" w:semiHidden="0" w:name="List Continue 2"/>
-    <w:lsdException w:unhideWhenUsed="0" w:uiPriority="0" w:semiHidden="0" w:name="List Continue 3"/>
-    <w:lsdException w:unhideWhenUsed="0" w:uiPriority="0" w:semiHidden="0" w:name="List Continue 4"/>
-    <w:lsdException w:unhideWhenUsed="0" w:uiPriority="0" w:semiHidden="0" w:name="List Continue 5"/>
-    <w:lsdException w:unhideWhenUsed="0" w:uiPriority="0" w:semiHidden="0" w:name="Message Header"/>
-    <w:lsdException w:qFormat="1" w:unhideWhenUsed="0" w:uiPriority="0" w:semiHidden="0" w:name="Subtitle"/>
-    <w:lsdException w:unhideWhenUsed="0" w:uiPriority="0" w:semiHidden="0" w:name="Salutation"/>
-    <w:lsdException w:unhideWhenUsed="0" w:uiPriority="0" w:semiHidden="0" w:name="Date"/>
-    <w:lsdException w:unhideWhenUsed="0" w:uiPriority="0" w:semiHidden="0" w:name="Body Text First Indent"/>
-    <w:lsdException w:unhideWhenUsed="0" w:uiPriority="0" w:semiHidden="0" w:name="Body Text First Indent 2"/>
-    <w:lsdException w:unhideWhenUsed="0" w:uiPriority="0" w:semiHidden="0" w:name="Note Heading"/>
-    <w:lsdException w:unhideWhenUsed="0" w:uiPriority="0" w:semiHidden="0" w:name="Body Text 2"/>
-    <w:lsdException w:unhideWhenUsed="0" w:uiPriority="0" w:semiHidden="0" w:name="Body Text 3"/>
-    <w:lsdException w:unhideWhenUsed="0" w:uiPriority="0" w:semiHidden="0" w:name="Body Text Indent 2"/>
-    <w:lsdException w:unhideWhenUsed="0" w:uiPriority="0" w:semiHidden="0" w:name="Body Text Indent 3"/>
-    <w:lsdException w:unhideWhenUsed="0" w:uiPriority="0" w:semiHidden="0" w:name="Block Text"/>
-    <w:lsdException w:unhideWhenUsed="0" w:uiPriority="0" w:semiHidden="0" w:name="Hyperlink"/>
-    <w:lsdException w:unhideWhenUsed="0" w:uiPriority="0" w:semiHidden="0" w:name="FollowedHyperlink"/>
-    <w:lsdException w:qFormat="1" w:unhideWhenUsed="0" w:uiPriority="0" w:semiHidden="0" w:name="Strong"/>
-    <w:lsdException w:qFormat="1" w:unhideWhenUsed="0" w:uiPriority="0" w:semiHidden="0" w:name="Emphasis"/>
-    <w:lsdException w:unhideWhenUsed="0" w:uiPriority="0" w:semiHidden="0" w:name="Document Map"/>
-    <w:lsdException w:unhideWhenUsed="0" w:uiPriority="0" w:semiHidden="0" w:name="Plain Text"/>
-    <w:lsdException w:unhideWhenUsed="0" w:uiPriority="0" w:semiHidden="0" w:name="E-mail Signature"/>
-    <w:lsdException w:unhideWhenUsed="0" w:uiPriority="0" w:semiHidden="0" w:name="Normal (Web)"/>
-    <w:lsdException w:unhideWhenUsed="0" w:uiPriority="0" w:semiHidden="0" w:name="HTML Acronym"/>
-    <w:lsdException w:unhideWhenUsed="0" w:uiPriority="0" w:semiHidden="0" w:name="HTML Address"/>
-    <w:lsdException w:unhideWhenUsed="0" w:uiPriority="0" w:semiHidden="0" w:name="HTML Cite"/>
-    <w:lsdException w:unhideWhenUsed="0" w:uiPriority="0" w:semiHidden="0" w:name="HTML Code"/>
-    <w:lsdException w:unhideWhenUsed="0" w:uiPriority="0" w:semiHidden="0" w:name="HTML Definition"/>
-    <w:lsdException w:unhideWhenUsed="0" w:uiPriority="0" w:semiHidden="0" w:name="HTML Keyboard"/>
-    <w:lsdException w:unhideWhenUsed="0" w:uiPriority="0" w:semiHidden="0" w:name="HTML Preformatted"/>
-    <w:lsdException w:unhideWhenUsed="0" w:uiPriority="0" w:semiHidden="0" w:name="HTML Sample"/>
-    <w:lsdException w:unhideWhenUsed="0" w:uiPriority="0" w:semiHidden="0" w:name="HTML Typewriter"/>
-    <w:lsdException w:unhideWhenUsed="0" w:uiPriority="0" w:semiHidden="0" w:name="HTML Variable"/>
-    <w:lsdException w:qFormat="1" w:unhideWhenUsed="0" w:uiPriority="0" w:name="Normal Table"/>
-    <w:lsdException w:unhideWhenUsed="0" w:uiPriority="0" w:semiHidden="0" w:name="annotation subject"/>
-    <w:lsdException w:unhideWhenUsed="0" w:uiPriority="0" w:semiHidden="0" w:name="Table Simple 1"/>
-    <w:lsdException w:unhideWhenUsed="0" w:uiPriority="0" w:semiHidden="0" w:name="Table Simple 2"/>
-    <w:lsdException w:unhideWhenUsed="0" w:uiPriority="0" w:semiHidden="0" w:name="Table Simple 3"/>
-    <w:lsdException w:unhideWhenUsed="0" w:uiPriority="0" w:semiHidden="0" w:name="Table Classic 1"/>
-    <w:lsdException w:unhideWhenUsed="0" w:uiPriority="0" w:semiHidden="0" w:name="Table Classic 2"/>
-    <w:lsdException w:unhideWhenUsed="0" w:uiPriority="0" w:semiHidden="0" w:name="Table Classic 3"/>
-    <w:lsdException w:unhideWhenUsed="0" w:uiPriority="0" w:semiHidden="0" w:name="Table Classic 4"/>
-    <w:lsdException w:unhideWhenUsed="0" w:uiPriority="0" w:semiHidden="0" w:name="Table Colorful 1"/>
-    <w:lsdException w:unhideWhenUsed="0" w:uiPriority="0" w:semiHidden="0" w:name="Table Colorful 2"/>
-    <w:lsdException w:unhideWhenUsed="0" w:uiPriority="0" w:semiHidden="0" w:name="Table Colorful 3"/>
-    <w:lsdException w:unhideWhenUsed="0" w:uiPriority="0" w:semiHidden="0" w:name="Table Columns 1"/>
-    <w:lsdException w:unhideWhenUsed="0" w:uiPriority="0" w:semiHidden="0" w:name="Table Columns 2"/>
-    <w:lsdException w:unhideWhenUsed="0" w:uiPriority="0" w:semiHidden="0" w:name="Table Columns 3"/>
-    <w:lsdException w:unhideWhenUsed="0" w:uiPriority="0" w:semiHidden="0" w:name="Table Columns 4"/>
-    <w:lsdException w:unhideWhenUsed="0" w:uiPriority="0" w:semiHidden="0" w:name="Table Columns 5"/>
-    <w:lsdException w:unhideWhenUsed="0" w:uiPriority="0" w:semiHidden="0" w:name="Table Grid 1"/>
-    <w:lsdException w:unhideWhenUsed="0" w:uiPriority="0" w:semiHidden="0" w:name="Table Grid 2"/>
-    <w:lsdException w:unhideWhenUsed="0" w:uiPriority="0" w:semiHidden="0" w:name="Table Grid 3"/>
-    <w:lsdException w:unhideWhenUsed="0" w:uiPriority="0" w:semiHidden="0" w:name="Table Grid 4"/>
-    <w:lsdException w:unhideWhenUsed="0" w:uiPriority="0" w:semiHidden="0" w:name="Table Grid 5"/>
-    <w:lsdException w:unhideWhenUsed="0" w:uiPriority="0" w:semiHidden="0" w:name="Table Grid 6"/>
-    <w:lsdException w:unhideWhenUsed="0" w:uiPriority="0" w:semiHidden="0" w:name="Table Grid 7"/>
-    <w:lsdException w:unhideWhenUsed="0" w:uiPriority="0" w:semiHidden="0" w:name="Table Grid 8"/>
-    <w:lsdException w:unhideWhenUsed="0" w:uiPriority="0" w:semiHidden="0" w:name="Table List 1"/>
-    <w:lsdException w:unhideWhenUsed="0" w:uiPriority="0" w:semiHidden="0" w:name="Table List 2"/>
-    <w:lsdException w:unhideWhenUsed="0" w:uiPriority="0" w:semiHidden="0" w:name="Table List 3"/>
-    <w:lsdException w:unhideWhenUsed="0" w:uiPriority="0" w:semiHidden="0" w:name="Table List 4"/>
-    <w:lsdException w:unhideWhenUsed="0" w:uiPriority="0" w:semiHidden="0" w:name="Table List 5"/>
-    <w:lsdException w:unhideWhenUsed="0" w:uiPriority="0" w:semiHidden="0" w:name="Table List 6"/>
-    <w:lsdException w:unhideWhenUsed="0" w:uiPriority="0" w:semiHidden="0" w:name="Table List 7"/>
-    <w:lsdException w:unhideWhenUsed="0" w:uiPriority="0" w:semiHidden="0" w:name="Table List 8"/>
-    <w:lsdException w:unhideWhenUsed="0" w:uiPriority="0" w:semiHidden="0" w:name="Table 3D effects 1"/>
-    <w:lsdException w:unhideWhenUsed="0" w:uiPriority="0" w:semiHidden="0" w:name="Table 3D effects 2"/>
-    <w:lsdException w:unhideWhenUsed="0" w:uiPriority="0" w:semiHidden="0" w:name="Table 3D effects 3"/>
-    <w:lsdException w:unhideWhenUsed="0" w:uiPriority="0" w:semiHidden="0" w:name="Table Contemporary"/>
-    <w:lsdException w:unhideWhenUsed="0" w:uiPriority="0" w:semiHidden="0" w:name="Table Elegant"/>
-    <w:lsdException w:unhideWhenUsed="0" w:uiPriority="0" w:semiHidden="0" w:name="Table Professional"/>
-    <w:lsdException w:unhideWhenUsed="0" w:uiPriority="0" w:semiHidden="0" w:name="Table Subtle 1"/>
-    <w:lsdException w:unhideWhenUsed="0" w:uiPriority="0" w:semiHidden="0" w:name="Table Subtle 2"/>
-    <w:lsdException w:unhideWhenUsed="0" w:uiPriority="0" w:semiHidden="0" w:name="Table Web 1"/>
-    <w:lsdException w:unhideWhenUsed="0" w:uiPriority="0" w:semiHidden="0" w:name="Table Web 2"/>
-    <w:lsdException w:unhideWhenUsed="0" w:uiPriority="0" w:semiHidden="0" w:name="Table Web 3"/>
-    <w:lsdException w:unhideWhenUsed="0" w:uiPriority="0" w:semiHidden="0" w:name="Balloon Text"/>
-    <w:lsdException w:unhideWhenUsed="0" w:uiPriority="0" w:semiHidden="0" w:name="Table Grid"/>
-    <w:lsdException w:unhideWhenUsed="0" w:uiPriority="0" w:semiHidden="0" w:name="Table Theme"/>
-    <w:lsdException w:unhideWhenUsed="0" w:uiPriority="60" w:semiHidden="0" w:name="Light Shading"/>
-    <w:lsdException w:unhideWhenUsed="0" w:uiPriority="61" w:semiHidden="0" w:name="Light List"/>
-    <w:lsdException w:unhideWhenUsed="0" w:uiPriority="62" w:semiHidden="0" w:name="Light Grid"/>
-    <w:lsdException w:unhideWhenUsed="0" w:uiPriority="63" w:semiHidden="0" w:name="Medium Shading 1"/>
-    <w:lsdException w:unhideWhenUsed="0" w:uiPriority="64" w:semiHidden="0" w:name="Medium Shading 2"/>
-    <w:lsdException w:unhideWhenUsed="0" w:uiPriority="65" w:semiHidden="0" w:name="Medium List 1"/>
-    <w:lsdException w:unhideWhenUsed="0" w:uiPriority="66" w:semiHidden="0" w:name="Medium List 2"/>
-    <w:lsdException w:unhideWhenUsed="0" w:uiPriority="67" w:semiHidden="0" w:name="Medium Grid 1"/>
-    <w:lsdException w:unhideWhenUsed="0" w:uiPriority="68" w:semiHidden="0" w:name="Medium Grid 2"/>
-    <w:lsdException w:unhideWhenUsed="0" w:uiPriority="69" w:semiHidden="0" w:name="Medium Grid 3"/>
-    <w:lsdException w:unhideWhenUsed="0" w:uiPriority="70" w:semiHidden="0" w:name="Dark List"/>
-    <w:lsdException w:unhideWhenUsed="0" w:uiPriority="71" w:semiHidden="0" w:name="Colorful Shading"/>
-    <w:lsdException w:unhideWhenUsed="0" w:uiPriority="72" w:semiHidden="0" w:name="Colorful List"/>
-    <w:lsdException w:unhideWhenUsed="0" w:uiPriority="73" w:semiHidden="0" w:name="Colorful Grid"/>
-    <w:lsdException w:unhideWhenUsed="0" w:uiPriority="60" w:semiHidden="0" w:name="Light Shading Accent 1"/>
-    <w:lsdException w:unhideWhenUsed="0" w:uiPriority="61" w:semiHidden="0" w:name="Light List Accent 1"/>
-    <w:lsdException w:unhideWhenUsed="0" w:uiPriority="62" w:semiHidden="0" w:name="Light Grid Accent 1"/>
-    <w:lsdException w:unhideWhenUsed="0" w:uiPriority="63" w:semiHidden="0" w:name="Medium Shading 1 Accent 1"/>
-    <w:lsdException w:unhideWhenUsed="0" w:uiPriority="64" w:semiHidden="0" w:name="Medium Shading 2 Accent 1"/>
-    <w:lsdException w:unhideWhenUsed="0" w:uiPriority="65" w:semiHidden="0" w:name="Medium List 1 Accent 1"/>
-    <w:lsdException w:unhideWhenUsed="0" w:uiPriority="66" w:semiHidden="0" w:name="Medium List 2 Accent 1"/>
-    <w:lsdException w:unhideWhenUsed="0" w:uiPriority="67" w:semiHidden="0" w:name="Medium Grid 1 Accent 1"/>
-    <w:lsdException w:unhideWhenUsed="0" w:uiPriority="68" w:semiHidden="0" w:name="Medium Grid 2 Accent 1"/>
-    <w:lsdException w:unhideWhenUsed="0" w:uiPriority="69" w:semiHidden="0" w:name="Medium Grid 3 Accent 1"/>
-    <w:lsdException w:unhideWhenUsed="0" w:uiPriority="70" w:semiHidden="0" w:name="Dark List Accent 1"/>
-    <w:lsdException w:unhideWhenUsed="0" w:uiPriority="71" w:semiHidden="0" w:name="Colorful Shading Accent 1"/>
-    <w:lsdException w:unhideWhenUsed="0" w:uiPriority="72" w:semiHidden="0" w:name="Colorful List Accent 1"/>
-    <w:lsdException w:unhideWhenUsed="0" w:uiPriority="73" w:semiHidden="0" w:name="Colorful Grid Accent 1"/>
-    <w:lsdException w:unhideWhenUsed="0" w:uiPriority="60" w:semiHidden="0" w:name="Light Shading Accent 2"/>
-    <w:lsdException w:unhideWhenUsed="0" w:uiPriority="61" w:semiHidden="0" w:name="Light List Accent 2"/>
-    <w:lsdException w:unhideWhenUsed="0" w:uiPriority="62" w:semiHidden="0" w:name="Light Grid Accent 2"/>
-    <w:lsdException w:unhideWhenUsed="0" w:uiPriority="63" w:semiHidden="0" w:name="Medium Shading 1 Accent 2"/>
-    <w:lsdException w:unhideWhenUsed="0" w:uiPriority="64" w:semiHidden="0" w:name="Medium Shading 2 Accent 2"/>
-    <w:lsdException w:unhideWhenUsed="0" w:uiPriority="65" w:semiHidden="0" w:name="Medium List 1 Accent 2"/>
-    <w:lsdException w:unhideWhenUsed="0" w:uiPriority="66" w:semiHidden="0" w:name="Medium List 2 Accent 2"/>
-    <w:lsdException w:unhideWhenUsed="0" w:uiPriority="67" w:semiHidden="0" w:name="Medium Grid 1 Accent 2"/>
-    <w:lsdException w:unhideWhenUsed="0" w:uiPriority="68" w:semiHidden="0" w:name="Medium Grid 2 Accent 2"/>
-    <w:lsdException w:unhideWhenUsed="0" w:uiPriority="69" w:semiHidden="0" w:name="Medium Grid 3 Accent 2"/>
-    <w:lsdException w:unhideWhenUsed="0" w:uiPriority="70" w:semiHidden="0" w:name="Dark List Accent 2"/>
-    <w:lsdException w:unhideWhenUsed="0" w:uiPriority="71" w:semiHidden="0" w:name="Colorful Shading Accent 2"/>
-    <w:lsdException w:unhideWhenUsed="0" w:uiPriority="72" w:semiHidden="0" w:name="Colorful List Accent 2"/>
-    <w:lsdException w:unhideWhenUsed="0" w:uiPriority="73" w:semiHidden="0" w:name="Colorful Grid Accent 2"/>
-    <w:lsdException w:unhideWhenUsed="0" w:uiPriority="60" w:semiHidden="0" w:name="Light Shading Accent 3"/>
-    <w:lsdException w:unhideWhenUsed="0" w:uiPriority="61" w:semiHidden="0" w:name="Light List Accent 3"/>
-    <w:lsdException w:unhideWhenUsed="0" w:uiPriority="62" w:semiHidden="0" w:name="Light Grid Accent 3"/>
-    <w:lsdException w:unhideWhenUsed="0" w:uiPriority="63" w:semiHidden="0" w:name="Medium Shading 1 Accent 3"/>
-    <w:lsdException w:unhideWhenUsed="0" w:uiPriority="64" w:semiHidden="0" w:name="Medium Shading 2 Accent 3"/>
-    <w:lsdException w:unhideWhenUsed="0" w:uiPriority="65" w:semiHidden="0" w:name="Medium List 1 Accent 3"/>
-    <w:lsdException w:unhideWhenUsed="0" w:uiPriority="66" w:semiHidden="0" w:name="Medium List 2 Accent 3"/>
-    <w:lsdException w:unhideWhenUsed="0" w:uiPriority="67" w:semiHidden="0" w:name="Medium Grid 1 Accent 3"/>
-    <w:lsdException w:unhideWhenUsed="0" w:uiPriority="68" w:semiHidden="0" w:name="Medium Grid 2 Accent 3"/>
-    <w:lsdException w:unhideWhenUsed="0" w:uiPriority="69" w:semiHidden="0" w:name="Medium Grid 3 Accent 3"/>
-    <w:lsdException w:unhideWhenUsed="0" w:uiPriority="70" w:semiHidden="0" w:name="Dark List Accent 3"/>
-    <w:lsdException w:unhideWhenUsed="0" w:uiPriority="71" w:semiHidden="0" w:name="Colorful Shading Accent 3"/>
-    <w:lsdException w:unhideWhenUsed="0" w:uiPriority="72" w:semiHidden="0" w:name="Colorful List Accent 3"/>
-    <w:lsdException w:unhideWhenUsed="0" w:uiPriority="73" w:semiHidden="0" w:name="Colorful Grid Accent 3"/>
-    <w:lsdException w:unhideWhenUsed="0" w:uiPriority="60" w:semiHidden="0" w:name="Light Shading Accent 4"/>
-    <w:lsdException w:unhideWhenUsed="0" w:uiPriority="61" w:semiHidden="0" w:name="Light List Accent 4"/>
-    <w:lsdException w:unhideWhenUsed="0" w:uiPriority="62" w:semiHidden="0" w:name="Light Grid Accent 4"/>
-    <w:lsdException w:unhideWhenUsed="0" w:uiPriority="63" w:semiHidden="0" w:name="Medium Shading 1 Accent 4"/>
-    <w:lsdException w:unhideWhenUsed="0" w:uiPriority="64" w:semiHidden="0" w:name="Medium Shading 2 Accent 4"/>
-    <w:lsdException w:unhideWhenUsed="0" w:uiPriority="65" w:semiHidden="0" w:name="Medium List 1 Accent 4"/>
-    <w:lsdException w:unhideWhenUsed="0" w:uiPriority="66" w:semiHidden="0" w:name="Medium List 2 Accent 4"/>
-    <w:lsdException w:unhideWhenUsed="0" w:uiPriority="67" w:semiHidden="0" w:name="Medium Grid 1 Accent 4"/>
-    <w:lsdException w:unhideWhenUsed="0" w:uiPriority="68" w:semiHidden="0" w:name="Medium Grid 2 Accent 4"/>
-    <w:lsdException w:unhideWhenUsed="0" w:uiPriority="69" w:semiHidden="0" w:name="Medium Grid 3 Accent 4"/>
-    <w:lsdException w:unhideWhenUsed="0" w:uiPriority="70" w:semiHidden="0" w:name="Dark List Accent 4"/>
-    <w:lsdException w:unhideWhenUsed="0" w:uiPriority="71" w:semiHidden="0" w:name="Colorful Shading Accent 4"/>
-    <w:lsdException w:unhideWhenUsed="0" w:uiPriority="72" w:semiHidden="0" w:name="Colorful List Accent 4"/>
-    <w:lsdException w:unhideWhenUsed="0" w:uiPriority="73" w:semiHidden="0" w:name="Colorful Grid Accent 4"/>
-    <w:lsdException w:unhideWhenUsed="0" w:uiPriority="60" w:semiHidden="0" w:name="Light Shading Accent 5"/>
-    <w:lsdException w:unhideWhenUsed="0" w:uiPriority="61" w:semiHidden="0" w:name="Light List Accent 5"/>
-    <w:lsdException w:unhideWhenUsed="0" w:uiPriority="62" w:semiHidden="0" w:name="Light Grid Accent 5"/>
-    <w:lsdException w:unhideWhenUsed="0" w:uiPriority="63" w:semiHidden="0" w:name="Medium Shading 1 Accent 5"/>
-    <w:lsdException w:unhideWhenUsed="0" w:uiPriority="64" w:semiHidden="0" w:name="Medium Shading 2 Accent 5"/>
-    <w:lsdException w:unhideWhenUsed="0" w:uiPriority="65" w:semiHidden="0" w:name="Medium List 1 Accent 5"/>
-    <w:lsdException w:unhideWhenUsed="0" w:uiPriority="66" w:semiHidden="0" w:name="Medium List 2 Accent 5"/>
-    <w:lsdException w:unhideWhenUsed="0" w:uiPriority="67" w:semiHidden="0" w:name="Medium Grid 1 Accent 5"/>
-    <w:lsdException w:unhideWhenUsed="0" w:uiPriority="68" w:semiHidden="0" w:name="Medium Grid 2 Accent 5"/>
-    <w:lsdException w:unhideWhenUsed="0" w:uiPriority="69" w:semiHidden="0" w:name="Medium Grid 3 Accent 5"/>
-    <w:lsdException w:unhideWhenUsed="0" w:uiPriority="70" w:semiHidden="0" w:name="Dark List Accent 5"/>
-    <w:lsdException w:unhideWhenUsed="0" w:uiPriority="71" w:semiHidden="0" w:name="Colorful Shading Accent 5"/>
-    <w:lsdException w:unhideWhenUsed="0" w:uiPriority="72" w:semiHidden="0" w:name="Colorful List Accent 5"/>
-    <w:lsdException w:unhideWhenUsed="0" w:uiPriority="73" w:semiHidden="0" w:name="Colorful Grid Accent 5"/>
-    <w:lsdException w:unhideWhenUsed="0" w:uiPriority="60" w:semiHidden="0" w:name="Light Shading Accent 6"/>
-    <w:lsdException w:unhideWhenUsed="0" w:uiPriority="61" w:semiHidden="0" w:name="Light List Accent 6"/>
-    <w:lsdException w:unhideWhenUsed="0" w:uiPriority="62" w:semiHidden="0" w:name="Light Grid Accent 6"/>
-    <w:lsdException w:unhideWhenUsed="0" w:uiPriority="63" w:semiHidden="0" w:name="Medium Shading 1 Accent 6"/>
-    <w:lsdException w:unhideWhenUsed="0" w:uiPriority="64" w:semiHidden="0" w:name="Medium Shading 2 Accent 6"/>
-    <w:lsdException w:unhideWhenUsed="0" w:uiPriority="65" w:semiHidden="0" w:name="Medium List 1 Accent 6"/>
-    <w:lsdException w:unhideWhenUsed="0" w:uiPriority="66" w:semiHidden="0" w:name="Medium List 2 Accent 6"/>
-    <w:lsdException w:unhideWhenUsed="0" w:uiPriority="67" w:semiHidden="0" w:name="Medium Grid 1 Accent 6"/>
-    <w:lsdException w:unhideWhenUsed="0" w:uiPriority="68" w:semiHidden="0" w:name="Medium Grid 2 Accent 6"/>
-    <w:lsdException w:unhideWhenUsed="0" w:uiPriority="69" w:semiHidden="0" w:name="Medium Grid 3 Accent 6"/>
-    <w:lsdException w:unhideWhenUsed="0" w:uiPriority="70" w:semiHidden="0" w:name="Dark List Accent 6"/>
-    <w:lsdException w:unhideWhenUsed="0" w:uiPriority="71" w:semiHidden="0" w:name="Colorful Shading Accent 6"/>
-    <w:lsdException w:unhideWhenUsed="0" w:uiPriority="72" w:semiHidden="0" w:name="Colorful List Accent 6"/>
-    <w:lsdException w:unhideWhenUsed="0" w:uiPriority="73" w:semiHidden="0" w:name="Colorful Grid Accent 6"/>
+  <w:latentStyles w:defLockedState="0" w:defUIPriority="0" w:defSemiHidden="0" w:defUnhideWhenUsed="0" w:defQFormat="0" w:count="376">
+    <w:lsdException w:name="Normal" w:semiHidden="1" w:qFormat="1"/>
+    <w:lsdException w:name="heading 1" w:qFormat="1"/>
+    <w:lsdException w:name="heading 2" w:semiHidden="1" w:unhideWhenUsed="1" w:qFormat="1"/>
+    <w:lsdException w:name="heading 3" w:semiHidden="1" w:unhideWhenUsed="1" w:qFormat="1"/>
+    <w:lsdException w:name="heading 4" w:semiHidden="1" w:unhideWhenUsed="1" w:qFormat="1"/>
+    <w:lsdException w:name="heading 5" w:semiHidden="1" w:unhideWhenUsed="1" w:qFormat="1"/>
+    <w:lsdException w:name="heading 6" w:semiHidden="1" w:unhideWhenUsed="1" w:qFormat="1"/>
+    <w:lsdException w:name="heading 7" w:semiHidden="1" w:unhideWhenUsed="1" w:qFormat="1"/>
+    <w:lsdException w:name="heading 8" w:semiHidden="1" w:unhideWhenUsed="1" w:qFormat="1"/>
+    <w:lsdException w:name="heading 9" w:semiHidden="1" w:unhideWhenUsed="1" w:qFormat="1"/>
+    <w:lsdException w:name="caption" w:semiHidden="1" w:unhideWhenUsed="1" w:qFormat="1"/>
+    <w:lsdException w:name="Title" w:qFormat="1"/>
+    <w:lsdException w:name="Default Paragraph Font" w:semiHidden="1" w:qFormat="1"/>
+    <w:lsdException w:name="Body Text" w:semiHidden="1" w:qFormat="1"/>
+    <w:lsdException w:name="Subtitle" w:qFormat="1"/>
+    <w:lsdException w:name="Strong" w:qFormat="1"/>
+    <w:lsdException w:name="Emphasis" w:qFormat="1"/>
+    <w:lsdException w:name="HTML Top of Form" w:semiHidden="1" w:uiPriority="99" w:unhideWhenUsed="1"/>
+    <w:lsdException w:name="HTML Bottom of Form" w:semiHidden="1" w:uiPriority="99" w:unhideWhenUsed="1"/>
+    <w:lsdException w:name="Normal Table" w:semiHidden="1" w:unhideWhenUsed="1" w:qFormat="1"/>
+    <w:lsdException w:name="No List" w:semiHidden="1" w:uiPriority="99" w:unhideWhenUsed="1"/>
+    <w:lsdException w:name="Outline List 1" w:semiHidden="1" w:uiPriority="99" w:unhideWhenUsed="1"/>
+    <w:lsdException w:name="Outline List 2" w:semiHidden="1" w:uiPriority="99" w:unhideWhenUsed="1"/>
+    <w:lsdException w:name="Outline List 3" w:semiHidden="1" w:uiPriority="99" w:unhideWhenUsed="1"/>
+    <w:lsdException w:name="Table Simple 1" w:semiHidden="1" w:unhideWhenUsed="1"/>
+    <w:lsdException w:name="Table Simple 2" w:semiHidden="1" w:unhideWhenUsed="1"/>
+    <w:lsdException w:name="Table Simple 3" w:semiHidden="1" w:unhideWhenUsed="1"/>
+    <w:lsdException w:name="Table Classic 1" w:semiHidden="1" w:unhideWhenUsed="1"/>
+    <w:lsdException w:name="Table Classic 2" w:semiHidden="1" w:unhideWhenUsed="1"/>
+    <w:lsdException w:name="Table Classic 3" w:semiHidden="1" w:unhideWhenUsed="1"/>
+    <w:lsdException w:name="Table Classic 4" w:semiHidden="1" w:unhideWhenUsed="1"/>
+    <w:lsdException w:name="Table Colorful 1" w:semiHidden="1" w:unhideWhenUsed="1"/>
+    <w:lsdException w:name="Table Colorful 2" w:semiHidden="1" w:unhideWhenUsed="1"/>
+    <w:lsdException w:name="Table Colorful 3" w:semiHidden="1" w:unhideWhenUsed="1"/>
+    <w:lsdException w:name="Table Columns 1" w:semiHidden="1" w:unhideWhenUsed="1"/>
+    <w:lsdException w:name="Table Columns 2" w:semiHidden="1" w:unhideWhenUsed="1"/>
+    <w:lsdException w:name="Table Columns 3" w:semiHidden="1" w:unhideWhenUsed="1"/>
+    <w:lsdException w:name="Table Columns 4" w:semiHidden="1" w:unhideWhenUsed="1"/>
+    <w:lsdException w:name="Table Columns 5" w:semiHidden="1" w:unhideWhenUsed="1"/>
+    <w:lsdException w:name="Table Grid 1" w:semiHidden="1" w:unhideWhenUsed="1"/>
+    <w:lsdException w:name="Table Grid 2" w:semiHidden="1" w:unhideWhenUsed="1"/>
+    <w:lsdException w:name="Table Grid 3" w:semiHidden="1" w:unhideWhenUsed="1"/>
+    <w:lsdException w:name="Table Grid 4" w:semiHidden="1" w:unhideWhenUsed="1"/>
+    <w:lsdException w:name="Table Grid 5" w:semiHidden="1" w:unhideWhenUsed="1"/>
+    <w:lsdException w:name="Table Grid 6" w:semiHidden="1" w:unhideWhenUsed="1"/>
+    <w:lsdException w:name="Table Grid 7" w:semiHidden="1" w:unhideWhenUsed="1"/>
+    <w:lsdException w:name="Table Grid 8" w:semiHidden="1" w:unhideWhenUsed="1"/>
+    <w:lsdException w:name="Table List 1" w:semiHidden="1" w:unhideWhenUsed="1"/>
+    <w:lsdException w:name="Table List 2" w:semiHidden="1" w:unhideWhenUsed="1"/>
+    <w:lsdException w:name="Table List 3" w:semiHidden="1" w:unhideWhenUsed="1"/>
+    <w:lsdException w:name="Table List 4" w:semiHidden="1" w:unhideWhenUsed="1"/>
+    <w:lsdException w:name="Table List 5" w:semiHidden="1" w:unhideWhenUsed="1"/>
+    <w:lsdException w:name="Table List 6" w:semiHidden="1" w:unhideWhenUsed="1"/>
+    <w:lsdException w:name="Table List 7" w:semiHidden="1" w:unhideWhenUsed="1"/>
+    <w:lsdException w:name="Table List 8" w:semiHidden="1" w:unhideWhenUsed="1"/>
+    <w:lsdException w:name="Table 3D effects 1" w:semiHidden="1" w:unhideWhenUsed="1"/>
+    <w:lsdException w:name="Table 3D effects 2" w:semiHidden="1" w:unhideWhenUsed="1"/>
+    <w:lsdException w:name="Table 3D effects 3" w:semiHidden="1" w:unhideWhenUsed="1"/>
+    <w:lsdException w:name="Table Contemporary" w:semiHidden="1" w:unhideWhenUsed="1"/>
+    <w:lsdException w:name="Table Elegant" w:semiHidden="1" w:unhideWhenUsed="1"/>
+    <w:lsdException w:name="Table Professional" w:semiHidden="1" w:unhideWhenUsed="1"/>
+    <w:lsdException w:name="Table Subtle 1" w:semiHidden="1" w:unhideWhenUsed="1"/>
+    <w:lsdException w:name="Table Subtle 2" w:semiHidden="1" w:unhideWhenUsed="1"/>
+    <w:lsdException w:name="Table Web 1" w:semiHidden="1" w:unhideWhenUsed="1"/>
+    <w:lsdException w:name="Table Web 2" w:semiHidden="1" w:unhideWhenUsed="1"/>
+    <w:lsdException w:name="Table Web 3" w:semiHidden="1" w:unhideWhenUsed="1"/>
+    <w:lsdException w:name="Table Theme" w:semiHidden="1" w:unhideWhenUsed="1"/>
+    <w:lsdException w:name="Placeholder Text" w:semiHidden="1" w:uiPriority="99" w:unhideWhenUsed="1"/>
+    <w:lsdException w:name="No Spacing" w:semiHidden="1" w:uiPriority="99" w:unhideWhenUsed="1"/>
+    <w:lsdException w:name="Light Shading" w:uiPriority="60"/>
+    <w:lsdException w:name="Light List" w:uiPriority="61"/>
+    <w:lsdException w:name="Light Grid" w:uiPriority="62"/>
+    <w:lsdException w:name="Medium Shading 1" w:uiPriority="63"/>
+    <w:lsdException w:name="Medium Shading 2" w:uiPriority="64"/>
+    <w:lsdException w:name="Medium List 1" w:uiPriority="65"/>
+    <w:lsdException w:name="Medium List 2" w:uiPriority="66"/>
+    <w:lsdException w:name="Medium Grid 1" w:uiPriority="67"/>
+    <w:lsdException w:name="Medium Grid 2" w:uiPriority="68"/>
+    <w:lsdException w:name="Medium Grid 3" w:uiPriority="69"/>
+    <w:lsdException w:name="Dark List" w:uiPriority="70"/>
+    <w:lsdException w:name="Colorful Shading" w:uiPriority="71"/>
+    <w:lsdException w:name="Colorful List" w:uiPriority="72"/>
+    <w:lsdException w:name="Colorful Grid" w:uiPriority="73"/>
+    <w:lsdException w:name="Light Shading Accent 1" w:uiPriority="60"/>
+    <w:lsdException w:name="Light List Accent 1" w:uiPriority="61"/>
+    <w:lsdException w:name="Light Grid Accent 1" w:uiPriority="62"/>
+    <w:lsdException w:name="Medium Shading 1 Accent 1" w:uiPriority="63"/>
+    <w:lsdException w:name="Medium Shading 2 Accent 1" w:uiPriority="64"/>
+    <w:lsdException w:name="Medium List 1 Accent 1" w:uiPriority="65"/>
+    <w:lsdException w:name="Revision" w:semiHidden="1" w:uiPriority="99" w:unhideWhenUsed="1"/>
+    <w:lsdException w:name="List Paragraph" w:semiHidden="1" w:uiPriority="99" w:unhideWhenUsed="1"/>
+    <w:lsdException w:name="Quote" w:semiHidden="1" w:uiPriority="99" w:unhideWhenUsed="1"/>
+    <w:lsdException w:name="Intense Quote" w:semiHidden="1" w:uiPriority="99" w:unhideWhenUsed="1"/>
+    <w:lsdException w:name="Medium List 2 Accent 1" w:uiPriority="66"/>
+    <w:lsdException w:name="Medium Grid 1 Accent 1" w:uiPriority="67"/>
+    <w:lsdException w:name="Medium Grid 2 Accent 1" w:uiPriority="68"/>
+    <w:lsdException w:name="Medium Grid 3 Accent 1" w:uiPriority="69"/>
+    <w:lsdException w:name="Dark List Accent 1" w:uiPriority="70"/>
+    <w:lsdException w:name="Colorful Shading Accent 1" w:uiPriority="71"/>
+    <w:lsdException w:name="Colorful List Accent 1" w:uiPriority="72"/>
+    <w:lsdException w:name="Colorful Grid Accent 1" w:uiPriority="73"/>
+    <w:lsdException w:name="Light Shading Accent 2" w:uiPriority="60"/>
+    <w:lsdException w:name="Light List Accent 2" w:uiPriority="61"/>
+    <w:lsdException w:name="Light Grid Accent 2" w:uiPriority="62"/>
+    <w:lsdException w:name="Medium Shading 1 Accent 2" w:uiPriority="63"/>
+    <w:lsdException w:name="Medium Shading 2 Accent 2" w:uiPriority="64"/>
+    <w:lsdException w:name="Medium List 1 Accent 2" w:uiPriority="65"/>
+    <w:lsdException w:name="Medium List 2 Accent 2" w:uiPriority="66"/>
+    <w:lsdException w:name="Medium Grid 1 Accent 2" w:uiPriority="67"/>
+    <w:lsdException w:name="Medium Grid 2 Accent 2" w:uiPriority="68"/>
+    <w:lsdException w:name="Medium Grid 3 Accent 2" w:uiPriority="69"/>
+    <w:lsdException w:name="Dark List Accent 2" w:uiPriority="70"/>
+    <w:lsdException w:name="Colorful Shading Accent 2" w:uiPriority="71"/>
+    <w:lsdException w:name="Colorful List Accent 2" w:uiPriority="72"/>
+    <w:lsdException w:name="Colorful Grid Accent 2" w:uiPriority="73"/>
+    <w:lsdException w:name="Light Shading Accent 3" w:uiPriority="60"/>
+    <w:lsdException w:name="Light List Accent 3" w:uiPriority="61"/>
+    <w:lsdException w:name="Light Grid Accent 3" w:uiPriority="62"/>
+    <w:lsdException w:name="Medium Shading 1 Accent 3" w:uiPriority="63"/>
+    <w:lsdException w:name="Medium Shading 2 Accent 3" w:uiPriority="64"/>
+    <w:lsdException w:name="Medium List 1 Accent 3" w:uiPriority="65"/>
+    <w:lsdException w:name="Medium List 2 Accent 3" w:uiPriority="66"/>
+    <w:lsdException w:name="Medium Grid 1 Accent 3" w:uiPriority="67"/>
+    <w:lsdException w:name="Medium Grid 2 Accent 3" w:uiPriority="68"/>
+    <w:lsdException w:name="Medium Grid 3 Accent 3" w:uiPriority="69"/>
+    <w:lsdException w:name="Dark List Accent 3" w:uiPriority="70"/>
+    <w:lsdException w:name="Colorful Shading Accent 3" w:uiPriority="71"/>
+    <w:lsdException w:name="Colorful List Accent 3" w:uiPriority="72"/>
+    <w:lsdException w:name="Colorful Grid Accent 3" w:uiPriority="73"/>
+    <w:lsdException w:name="Light Shading Accent 4" w:uiPriority="60"/>
+    <w:lsdException w:name="Light List Accent 4" w:uiPriority="61"/>
+    <w:lsdException w:name="Light Grid Accent 4" w:uiPriority="62"/>
+    <w:lsdException w:name="Medium Shading 1 Accent 4" w:uiPriority="63"/>
+    <w:lsdException w:name="Medium Shading 2 Accent 4" w:uiPriority="64"/>
+    <w:lsdException w:name="Medium List 1 Accent 4" w:uiPriority="65"/>
+    <w:lsdException w:name="Medium List 2 Accent 4" w:uiPriority="66"/>
+    <w:lsdException w:name="Medium Grid 1 Accent 4" w:uiPriority="67"/>
+    <w:lsdException w:name="Medium Grid 2 Accent 4" w:uiPriority="68"/>
+    <w:lsdException w:name="Medium Grid 3 Accent 4" w:uiPriority="69"/>
+    <w:lsdException w:name="Dark List Accent 4" w:uiPriority="70"/>
+    <w:lsdException w:name="Colorful Shading Accent 4" w:uiPriority="71"/>
+    <w:lsdException w:name="Colorful List Accent 4" w:uiPriority="72"/>
+    <w:lsdException w:name="Colorful Grid Accent 4" w:uiPriority="73"/>
+    <w:lsdException w:name="Light Shading Accent 5" w:uiPriority="60"/>
+    <w:lsdException w:name="Light List Accent 5" w:uiPriority="61"/>
+    <w:lsdException w:name="Light Grid Accent 5" w:uiPriority="62"/>
+    <w:lsdException w:name="Medium Shading 1 Accent 5" w:uiPriority="63"/>
+    <w:lsdException w:name="Medium Shading 2 Accent 5" w:uiPriority="64"/>
+    <w:lsdException w:name="Medium List 1 Accent 5" w:uiPriority="65"/>
+    <w:lsdException w:name="Medium List 2 Accent 5" w:uiPriority="66"/>
+    <w:lsdException w:name="Medium Grid 1 Accent 5" w:uiPriority="67"/>
+    <w:lsdException w:name="Medium Grid 2 Accent 5" w:uiPriority="68"/>
+    <w:lsdException w:name="Medium Grid 3 Accent 5" w:uiPriority="69"/>
+    <w:lsdException w:name="Dark List Accent 5" w:uiPriority="70"/>
+    <w:lsdException w:name="Colorful Shading Accent 5" w:uiPriority="71"/>
+    <w:lsdException w:name="Colorful List Accent 5" w:uiPriority="72"/>
+    <w:lsdException w:name="Colorful Grid Accent 5" w:uiPriority="73"/>
+    <w:lsdException w:name="Light Shading Accent 6" w:uiPriority="60"/>
+    <w:lsdException w:name="Light List Accent 6" w:uiPriority="61"/>
+    <w:lsdException w:name="Light Grid Accent 6" w:uiPriority="62"/>
+    <w:lsdException w:name="Medium Shading 1 Accent 6" w:uiPriority="63"/>
+    <w:lsdException w:name="Medium Shading 2 Accent 6" w:uiPriority="64"/>
+    <w:lsdException w:name="Medium List 1 Accent 6" w:uiPriority="65"/>
+    <w:lsdException w:name="Medium List 2 Accent 6" w:uiPriority="66"/>
+    <w:lsdException w:name="Medium Grid 1 Accent 6" w:uiPriority="67"/>
+    <w:lsdException w:name="Medium Grid 2 Accent 6" w:uiPriority="68"/>
+    <w:lsdException w:name="Medium Grid 3 Accent 6" w:uiPriority="69"/>
+    <w:lsdException w:name="Dark List Accent 6" w:uiPriority="70"/>
+    <w:lsdException w:name="Colorful Shading Accent 6" w:uiPriority="71"/>
+    <w:lsdException w:name="Colorful List Accent 6" w:uiPriority="72"/>
+    <w:lsdException w:name="Colorful Grid Accent 6" w:uiPriority="73"/>
+    <w:lsdException w:name="Subtle Emphasis" w:uiPriority="19" w:qFormat="1"/>
+    <w:lsdException w:name="Intense Emphasis" w:uiPriority="21" w:qFormat="1"/>
+    <w:lsdException w:name="Subtle Reference" w:uiPriority="31" w:qFormat="1"/>
+    <w:lsdException w:name="Intense Reference" w:uiPriority="32" w:qFormat="1"/>
+    <w:lsdException w:name="Book Title" w:uiPriority="33" w:qFormat="1"/>
+    <w:lsdException w:name="Bibliography" w:semiHidden="1" w:uiPriority="37" w:unhideWhenUsed="1"/>
+    <w:lsdException w:name="TOC Heading" w:semiHidden="1" w:uiPriority="39" w:unhideWhenUsed="1" w:qFormat="1"/>
+    <w:lsdException w:name="Plain Table 1" w:uiPriority="41"/>
+    <w:lsdException w:name="Plain Table 2" w:uiPriority="42"/>
+    <w:lsdException w:name="Plain Table 3" w:uiPriority="43"/>
+    <w:lsdException w:name="Plain Table 4" w:uiPriority="44"/>
+    <w:lsdException w:name="Plain Table 5" w:uiPriority="45"/>
+    <w:lsdException w:name="Grid Table Light" w:uiPriority="40"/>
+    <w:lsdException w:name="Grid Table 1 Light" w:uiPriority="46"/>
+    <w:lsdException w:name="Grid Table 2" w:uiPriority="47"/>
+    <w:lsdException w:name="Grid Table 3" w:uiPriority="48"/>
+    <w:lsdException w:name="Grid Table 4" w:uiPriority="49"/>
+    <w:lsdException w:name="Grid Table 5 Dark" w:uiPriority="50"/>
+    <w:lsdException w:name="Grid Table 6 Colorful" w:uiPriority="51"/>
+    <w:lsdException w:name="Grid Table 7 Colorful" w:uiPriority="52"/>
+    <w:lsdException w:name="Grid Table 1 Light Accent 1" w:uiPriority="46"/>
+    <w:lsdException w:name="Grid Table 2 Accent 1" w:uiPriority="47"/>
+    <w:lsdException w:name="Grid Table 3 Accent 1" w:uiPriority="48"/>
+    <w:lsdException w:name="Grid Table 4 Accent 1" w:uiPriority="49"/>
+    <w:lsdException w:name="Grid Table 5 Dark Accent 1" w:uiPriority="50"/>
+    <w:lsdException w:name="Grid Table 6 Colorful Accent 1" w:uiPriority="51"/>
+    <w:lsdException w:name="Grid Table 7 Colorful Accent 1" w:uiPriority="52"/>
+    <w:lsdException w:name="Grid Table 1 Light Accent 2" w:uiPriority="46"/>
+    <w:lsdException w:name="Grid Table 2 Accent 2" w:uiPriority="47"/>
+    <w:lsdException w:name="Grid Table 3 Accent 2" w:uiPriority="48"/>
+    <w:lsdException w:name="Grid Table 4 Accent 2" w:uiPriority="49"/>
+    <w:lsdException w:name="Grid Table 5 Dark Accent 2" w:uiPriority="50"/>
+    <w:lsdException w:name="Grid Table 6 Colorful Accent 2" w:uiPriority="51"/>
+    <w:lsdException w:name="Grid Table 7 Colorful Accent 2" w:uiPriority="52"/>
+    <w:lsdException w:name="Grid Table 1 Light Accent 3" w:uiPriority="46"/>
+    <w:lsdException w:name="Grid Table 2 Accent 3" w:uiPriority="47"/>
+    <w:lsdException w:name="Grid Table 3 Accent 3" w:uiPriority="48"/>
+    <w:lsdException w:name="Grid Table 4 Accent 3" w:uiPriority="49"/>
+    <w:lsdException w:name="Grid Table 5 Dark Accent 3" w:uiPriority="50"/>
+    <w:lsdException w:name="Grid Table 6 Colorful Accent 3" w:uiPriority="51"/>
+    <w:lsdException w:name="Grid Table 7 Colorful Accent 3" w:uiPriority="52"/>
+    <w:lsdException w:name="Grid Table 1 Light Accent 4" w:uiPriority="46"/>
+    <w:lsdException w:name="Grid Table 2 Accent 4" w:uiPriority="47"/>
+    <w:lsdException w:name="Grid Table 3 Accent 4" w:uiPriority="48"/>
+    <w:lsdException w:name="Grid Table 4 Accent 4" w:uiPriority="49"/>
+    <w:lsdException w:name="Grid Table 5 Dark Accent 4" w:uiPriority="50"/>
+    <w:lsdException w:name="Grid Table 6 Colorful Accent 4" w:uiPriority="51"/>
+    <w:lsdException w:name="Grid Table 7 Colorful Accent 4" w:uiPriority="52"/>
+    <w:lsdException w:name="Grid Table 1 Light Accent 5" w:uiPriority="46"/>
+    <w:lsdException w:name="Grid Table 2 Accent 5" w:uiPriority="47"/>
+    <w:lsdException w:name="Grid Table 3 Accent 5" w:uiPriority="48"/>
+    <w:lsdException w:name="Grid Table 4 Accent 5" w:uiPriority="49"/>
+    <w:lsdException w:name="Grid Table 5 Dark Accent 5" w:uiPriority="50"/>
+    <w:lsdException w:name="Grid Table 6 Colorful Accent 5" w:uiPriority="51"/>
+    <w:lsdException w:name="Grid Table 7 Colorful Accent 5" w:uiPriority="52"/>
+    <w:lsdException w:name="Grid Table 1 Light Accent 6" w:uiPriority="46"/>
+    <w:lsdException w:name="Grid Table 2 Accent 6" w:uiPriority="47"/>
+    <w:lsdException w:name="Grid Table 3 Accent 6" w:uiPriority="48"/>
+    <w:lsdException w:name="Grid Table 4 Accent 6" w:uiPriority="49"/>
+    <w:lsdException w:name="Grid Table 5 Dark Accent 6" w:uiPriority="50"/>
+    <w:lsdException w:name="Grid Table 6 Colorful Accent 6" w:uiPriority="51"/>
+    <w:lsdException w:name="Grid Table 7 Colorful Accent 6" w:uiPriority="52"/>
+    <w:lsdException w:name="List Table 1 Light" w:uiPriority="46"/>
+    <w:lsdException w:name="List Table 2" w:uiPriority="47"/>
+    <w:lsdException w:name="List Table 3" w:uiPriority="48"/>
+    <w:lsdException w:name="List Table 4" w:uiPriority="49"/>
+    <w:lsdException w:name="List Table 5 Dark" w:uiPriority="50"/>
+    <w:lsdException w:name="List Table 6 Colorful" w:uiPriority="51"/>
+    <w:lsdException w:name="List Table 7 Colorful" w:uiPriority="52"/>
+    <w:lsdException w:name="List Table 1 Light Accent 1" w:uiPriority="46"/>
+    <w:lsdException w:name="List Table 2 Accent 1" w:uiPriority="47"/>
+    <w:lsdException w:name="List Table 3 Accent 1" w:uiPriority="48"/>
+    <w:lsdException w:name="List Table 4 Accent 1" w:uiPriority="49"/>
+    <w:lsdException w:name="List Table 5 Dark Accent 1" w:uiPriority="50"/>
+    <w:lsdException w:name="List Table 6 Colorful Accent 1" w:uiPriority="51"/>
+    <w:lsdException w:name="List Table 7 Colorful Accent 1" w:uiPriority="52"/>
+    <w:lsdException w:name="List Table 1 Light Accent 2" w:uiPriority="46"/>
+    <w:lsdException w:name="List Table 2 Accent 2" w:uiPriority="47"/>
+    <w:lsdException w:name="List Table 3 Accent 2" w:uiPriority="48"/>
+    <w:lsdException w:name="List Table 4 Accent 2" w:uiPriority="49"/>
+    <w:lsdException w:name="List Table 5 Dark Accent 2" w:uiPriority="50"/>
+    <w:lsdException w:name="List Table 6 Colorful Accent 2" w:uiPriority="51"/>
+    <w:lsdException w:name="List Table 7 Colorful Accent 2" w:uiPriority="52"/>
+    <w:lsdException w:name="List Table 1 Light Accent 3" w:uiPriority="46"/>
+    <w:lsdException w:name="List Table 2 Accent 3" w:uiPriority="47"/>
+    <w:lsdException w:name="List Table 3 Accent 3" w:uiPriority="48"/>
+    <w:lsdException w:name="List Table 4 Accent 3" w:uiPriority="49"/>
+    <w:lsdException w:name="List Table 5 Dark Accent 3" w:uiPriority="50"/>
+    <w:lsdException w:name="List Table 6 Colorful Accent 3" w:uiPriority="51"/>
+    <w:lsdException w:name="List Table 7 Colorful Accent 3" w:uiPriority="52"/>
+    <w:lsdException w:name="List Table 1 Light Accent 4" w:uiPriority="46"/>
+    <w:lsdException w:name="List Table 2 Accent 4" w:uiPriority="47"/>
+    <w:lsdException w:name="List Table 3 Accent 4" w:uiPriority="48"/>
+    <w:lsdException w:name="List Table 4 Accent 4" w:uiPriority="49"/>
+    <w:lsdException w:name="List Table 5 Dark Accent 4" w:uiPriority="50"/>
+    <w:lsdException w:name="List Table 6 Colorful Accent 4" w:uiPriority="51"/>
+    <w:lsdException w:name="List Table 7 Colorful Accent 4" w:uiPriority="52"/>
+    <w:lsdException w:name="List Table 1 Light Accent 5" w:uiPriority="46"/>
+    <w:lsdException w:name="List Table 2 Accent 5" w:uiPriority="47"/>
+    <w:lsdException w:name="List Table 3 Accent 5" w:uiPriority="48"/>
+    <w:lsdException w:name="List Table 4 Accent 5" w:uiPriority="49"/>
+    <w:lsdException w:name="List Table 5 Dark Accent 5" w:uiPriority="50"/>
+    <w:lsdException w:name="List Table 6 Colorful Accent 5" w:uiPriority="51"/>
+    <w:lsdException w:name="List Table 7 Colorful Accent 5" w:uiPriority="52"/>
+    <w:lsdException w:name="List Table 1 Light Accent 6" w:uiPriority="46"/>
+    <w:lsdException w:name="List Table 2 Accent 6" w:uiPriority="47"/>
+    <w:lsdException w:name="List Table 3 Accent 6" w:uiPriority="48"/>
+    <w:lsdException w:name="List Table 4 Accent 6" w:uiPriority="49"/>
+    <w:lsdException w:name="List Table 5 Dark Accent 6" w:uiPriority="50"/>
+    <w:lsdException w:name="List Table 6 Colorful Accent 6" w:uiPriority="51"/>
+    <w:lsdException w:name="List Table 7 Colorful Accent 6" w:uiPriority="52"/>
+    <w:lsdException w:name="Mention" w:semiHidden="1" w:uiPriority="99" w:unhideWhenUsed="1"/>
+    <w:lsdException w:name="Smart Hyperlink" w:semiHidden="1" w:uiPriority="99" w:unhideWhenUsed="1"/>
+    <w:lsdException w:name="Hashtag" w:semiHidden="1" w:uiPriority="99" w:unhideWhenUsed="1"/>
+    <w:lsdException w:name="Unresolved Mention" w:semiHidden="1" w:uiPriority="99" w:unhideWhenUsed="1"/>
+    <w:lsdException w:name="Smart Link" w:semiHidden="1" w:uiPriority="99" w:unhideWhenUsed="1"/>
   </w:latentStyles>
-  <w:style w:type="paragraph" w:default="1" w:styleId="1">
+  <w:style w:type="paragraph" w:default="1" w:styleId="a">
     <w:name w:val="Normal"/>
     <w:semiHidden/>
     <w:qFormat/>
-    <w:uiPriority w:val="0"/>
     <w:pPr>
       <w:kinsoku w:val="0"/>
       <w:autoSpaceDE w:val="0"/>
       <w:autoSpaceDN w:val="0"/>
       <w:adjustRightInd w:val="0"/>
       <w:snapToGrid w:val="0"/>
-      <w:spacing w:line="240" w:lineRule="auto"/>
-      <w:jc w:val="left"/>
       <w:textAlignment w:val="baseline"/>
     </w:pPr>
     <w:rPr>
-      <w:rFonts w:ascii="Arial" w:hAnsi="Arial" w:eastAsia="Arial" w:cs="Arial"/>
+      <w:rFonts w:eastAsia="Arial"/>
       <w:snapToGrid w:val="0"/>
       <w:color w:val="000000"/>
-      <w:kern w:val="0"/>
       <w:sz w:val="21"/>
       <w:szCs w:val="21"/>
-      <w:lang w:val="en-US" w:eastAsia="en-US" w:bidi="ar-SA"/>
+      <w:lang w:eastAsia="en-US"/>
     </w:rPr>
   </w:style>
-  <w:style w:type="character" w:default="1" w:styleId="4">
+  <w:style w:type="character" w:default="1" w:styleId="a0">
     <w:name w:val="Default Paragraph Font"/>
+    <w:uiPriority w:val="1"/>
+    <w:unhideWhenUsed/>
+  </w:style>
+  <w:style w:type="table" w:default="1" w:styleId="a1">
+    <w:name w:val="Normal Table"/>
+    <w:uiPriority w:val="99"/>
     <w:semiHidden/>
-    <w:qFormat/>
-    <w:uiPriority w:val="0"/>
-  </w:style>
-  <w:style w:type="table" w:default="1" w:styleId="3">
-    <w:name w:val="Normal Table"/>
-    <w:semiHidden/>
-    <w:qFormat/>
-    <w:uiPriority w:val="0"/>
+    <w:unhideWhenUsed/>
     <w:tblPr>
+      <w:tblInd w:w="0" w:type="dxa"/>
       <w:tblCellMar>
         <w:top w:w="0" w:type="dxa"/>
         <w:left w:w="108" w:type="dxa"/>
@@ -1058,25 +1090,28 @@
       </w:tblCellMar>
     </w:tblPr>
   </w:style>
-  <w:style w:type="paragraph" w:styleId="2">
+  <w:style w:type="numbering" w:default="1" w:styleId="a2">
+    <w:name w:val="No List"/>
+    <w:uiPriority w:val="99"/>
+    <w:semiHidden/>
+    <w:unhideWhenUsed/>
+  </w:style>
+  <w:style w:type="paragraph" w:styleId="a3">
     <w:name w:val="Body Text"/>
-    <w:basedOn w:val="1"/>
+    <w:basedOn w:val="a"/>
     <w:semiHidden/>
     <w:qFormat/>
-    <w:uiPriority w:val="0"/>
     <w:rPr>
-      <w:rFonts w:ascii="宋体" w:hAnsi="宋体" w:eastAsia="宋体" w:cs="宋体"/>
+      <w:rFonts w:ascii="宋体" w:eastAsia="宋体" w:hAnsi="宋体" w:cs="宋体"/>
       <w:sz w:val="24"/>
       <w:szCs w:val="24"/>
-      <w:lang w:val="en-US" w:eastAsia="en-US" w:bidi="ar-SA"/>
     </w:rPr>
   </w:style>
-  <w:style w:type="table" w:customStyle="1" w:styleId="5">
+  <w:style w:type="table" w:customStyle="1" w:styleId="TableNormal">
     <w:name w:val="Table Normal"/>
     <w:semiHidden/>
     <w:unhideWhenUsed/>
     <w:qFormat/>
-    <w:uiPriority w:val="0"/>
     <w:tblPr>
       <w:tblCellMar>
         <w:top w:w="0" w:type="dxa"/>
@@ -1370,5 +1405,6 @@
     </a:fmtScheme>
   </a:themeElements>
   <a:objectDefaults/>
+  <a:extraClrSchemeLst/>
 </a:theme>
 </file>